--- a/fuentes/CF2_AD.docx
+++ b/fuentes/CF2_AD.docx
@@ -1,6 +1,6 @@
 
 <file path=word/document.xml><?xml version="1.0" encoding="utf-8"?>
-<w:document xmlns:wpc="http://schemas.microsoft.com/office/word/2010/wordprocessingCanvas" xmlns:mc="http://schemas.openxmlformats.org/markup-compatibility/2006" xmlns:o="urn:schemas-microsoft-com:office:office" xmlns:r="http://schemas.openxmlformats.org/officeDocument/2006/relationships" xmlns:m="http://schemas.openxmlformats.org/officeDocument/2006/math" xmlns:v="urn:schemas-microsoft-com:vml" xmlns:wp14="http://schemas.microsoft.com/office/word/2010/wordprocessingDrawing" xmlns:wp="http://schemas.openxmlformats.org/drawingml/2006/wordprocessingDrawing" xmlns:w10="urn:schemas-microsoft-com:office:word" xmlns:w="http://schemas.openxmlformats.org/wordprocessingml/2006/main" xmlns:w14="http://schemas.microsoft.com/office/word/2010/wordml" xmlns:w15="http://schemas.microsoft.com/office/word/2012/wordml" xmlns:wpg="http://schemas.microsoft.com/office/word/2010/wordprocessingGroup" xmlns:wpi="http://schemas.microsoft.com/office/word/2010/wordprocessingInk" xmlns:wne="http://schemas.microsoft.com/office/word/2006/wordml" xmlns:wps="http://schemas.microsoft.com/office/word/2010/wordprocessingShape" mc:Ignorable="w14 w15 wp14">
+<w:document xmlns:wpc="http://schemas.microsoft.com/office/word/2010/wordprocessingCanvas" xmlns:cx="http://schemas.microsoft.com/office/drawing/2014/chartex" xmlns:cx1="http://schemas.microsoft.com/office/drawing/2015/9/8/chartex" xmlns:cx2="http://schemas.microsoft.com/office/drawing/2015/10/21/chartex" xmlns:cx3="http://schemas.microsoft.com/office/drawing/2016/5/9/chartex" xmlns:cx4="http://schemas.microsoft.com/office/drawing/2016/5/10/chartex" xmlns:cx5="http://schemas.microsoft.com/office/drawing/2016/5/11/chartex" xmlns:cx6="http://schemas.microsoft.com/office/drawing/2016/5/12/chartex" xmlns:cx7="http://schemas.microsoft.com/office/drawing/2016/5/13/chartex" xmlns:cx8="http://schemas.microsoft.com/office/drawing/2016/5/14/chartex" xmlns:mc="http://schemas.openxmlformats.org/markup-compatibility/2006" xmlns:aink="http://schemas.microsoft.com/office/drawing/2016/ink" xmlns:am3d="http://schemas.microsoft.com/office/drawing/2017/model3d" xmlns:o="urn:schemas-microsoft-com:office:office" xmlns:oel="http://schemas.microsoft.com/office/2019/extlst" xmlns:r="http://schemas.openxmlformats.org/officeDocument/2006/relationships" xmlns:m="http://schemas.openxmlformats.org/officeDocument/2006/math" xmlns:v="urn:schemas-microsoft-com:vml" xmlns:wp14="http://schemas.microsoft.com/office/word/2010/wordprocessingDrawing" xmlns:wp="http://schemas.openxmlformats.org/drawingml/2006/wordprocessingDrawing" xmlns:w10="urn:schemas-microsoft-com:office:word" xmlns:w="http://schemas.openxmlformats.org/wordprocessingml/2006/main" xmlns:w14="http://schemas.microsoft.com/office/word/2010/wordml" xmlns:w15="http://schemas.microsoft.com/office/word/2012/wordml" xmlns:w16cex="http://schemas.microsoft.com/office/word/2018/wordml/cex" xmlns:w16cid="http://schemas.microsoft.com/office/word/2016/wordml/cid" xmlns:w16="http://schemas.microsoft.com/office/word/2018/wordml" xmlns:w16du="http://schemas.microsoft.com/office/word/2023/wordml/word16du" xmlns:w16sdtdh="http://schemas.microsoft.com/office/word/2020/wordml/sdtdatahash" xmlns:w16sdtfl="http://schemas.microsoft.com/office/word/2024/wordml/sdtformatlock" xmlns:w16se="http://schemas.microsoft.com/office/word/2015/wordml/symex" xmlns:wpg="http://schemas.microsoft.com/office/word/2010/wordprocessingGroup" xmlns:wpi="http://schemas.microsoft.com/office/word/2010/wordprocessingInk" xmlns:wne="http://schemas.microsoft.com/office/word/2006/wordml" xmlns:wps="http://schemas.microsoft.com/office/word/2010/wordprocessingShape" mc:Ignorable="w14 w15 w16se w16cid w16 w16cex w16sdtdh w16sdtfl w16du wp14">
   <w:body>
     <w:p>
       <w:pPr>
@@ -1191,7 +1191,6 @@
           <w:tcPr>
             <w:cnfStyle w:val="001000000000" w:firstRow="0" w:lastRow="0" w:firstColumn="1" w:lastColumn="0" w:oddVBand="0" w:evenVBand="0" w:oddHBand="0" w:evenHBand="0" w:firstRowFirstColumn="0" w:firstRowLastColumn="0" w:lastRowFirstColumn="0" w:lastRowLastColumn="0"/>
             <w:tcW w:w="1267" w:type="dxa"/>
-            <w:shd w:val="clear" w:color="auto" w:fill="auto"/>
           </w:tcPr>
           <w:p>
             <w:pPr>
@@ -1805,7 +1804,25 @@
                 <w:bCs/>
                 <w:color w:val="auto"/>
               </w:rPr>
-              <w:t>Son facilidades turísticas los miradores, las torres de avistamiento de aves, los estacionamientos</w:t>
+              <w:t>Son facilidades turísticas los miradores, las torres de avistamiento de aves</w:t>
+            </w:r>
+            <w:r>
+              <w:rPr>
+                <w:rFonts w:ascii="Calibri" w:eastAsia="Calibri" w:hAnsi="Calibri" w:cs="Calibri"/>
+                <w:b/>
+                <w:bCs/>
+                <w:color w:val="auto"/>
+              </w:rPr>
+              <w:t xml:space="preserve"> y</w:t>
+            </w:r>
+            <w:r>
+              <w:rPr>
+                <w:rFonts w:ascii="Calibri" w:eastAsia="Calibri" w:hAnsi="Calibri" w:cs="Calibri"/>
+                <w:b/>
+                <w:bCs/>
+                <w:color w:val="auto"/>
+              </w:rPr>
+              <w:t xml:space="preserve"> los estacionamientos</w:t>
             </w:r>
             <w:r>
               <w:rPr>
@@ -1900,7 +1917,6 @@
           <w:tcPr>
             <w:cnfStyle w:val="001000000000" w:firstRow="0" w:lastRow="0" w:firstColumn="1" w:lastColumn="0" w:oddVBand="0" w:evenVBand="0" w:oddHBand="0" w:evenHBand="0" w:firstRowFirstColumn="0" w:firstRowLastColumn="0" w:lastRowFirstColumn="0" w:lastRowLastColumn="0"/>
             <w:tcW w:w="1267" w:type="dxa"/>
-            <w:shd w:val="clear" w:color="auto" w:fill="auto"/>
           </w:tcPr>
           <w:p>
             <w:pPr>
@@ -2164,7 +2180,41 @@
                 <w:b/>
                 <w:color w:val="auto"/>
               </w:rPr>
-              <w:t>ey general de turismo</w:t>
+              <w:t xml:space="preserve">ey </w:t>
+            </w:r>
+            <w:r>
+              <w:rPr>
+                <w:rFonts w:ascii="Calibri" w:eastAsia="Calibri" w:hAnsi="Calibri" w:cs="Calibri"/>
+                <w:b/>
+                <w:color w:val="auto"/>
+              </w:rPr>
+              <w:t>G</w:t>
+            </w:r>
+            <w:r>
+              <w:rPr>
+                <w:rFonts w:ascii="Calibri" w:eastAsia="Calibri" w:hAnsi="Calibri" w:cs="Calibri"/>
+                <w:b/>
+                <w:color w:val="auto"/>
+              </w:rPr>
+              <w:t xml:space="preserve">eneral de </w:t>
+            </w:r>
+            <w:r>
+              <w:rPr>
+                <w:rFonts w:ascii="Calibri" w:eastAsia="Calibri" w:hAnsi="Calibri" w:cs="Calibri"/>
+                <w:b/>
+                <w:color w:val="auto"/>
+                <w:u w:val="single"/>
+              </w:rPr>
+              <w:t>T</w:t>
+            </w:r>
+            <w:r>
+              <w:rPr>
+                <w:rFonts w:ascii="Calibri" w:eastAsia="Calibri" w:hAnsi="Calibri" w:cs="Calibri"/>
+                <w:b/>
+                <w:color w:val="auto"/>
+                <w:u w:val="single"/>
+              </w:rPr>
+              <w:t>urismo</w:t>
             </w:r>
             <w:r>
               <w:rPr>
@@ -2185,7 +2235,6 @@
           <w:tcPr>
             <w:cnfStyle w:val="001000000000" w:firstRow="0" w:lastRow="0" w:firstColumn="1" w:lastColumn="0" w:oddVBand="0" w:evenVBand="0" w:oddHBand="0" w:evenHBand="0" w:firstRowFirstColumn="0" w:firstRowLastColumn="0" w:lastRowFirstColumn="0" w:lastRowLastColumn="0"/>
             <w:tcW w:w="1267" w:type="dxa"/>
-            <w:shd w:val="clear" w:color="auto" w:fill="auto"/>
           </w:tcPr>
           <w:p>
             <w:pPr>
@@ -2207,7 +2256,6 @@
           <w:tcPr>
             <w:tcW w:w="6727" w:type="dxa"/>
             <w:gridSpan w:val="2"/>
-            <w:shd w:val="clear" w:color="auto" w:fill="auto"/>
           </w:tcPr>
           <w:p>
             <w:pPr>
@@ -2229,7 +2277,6 @@
         <w:tc>
           <w:tcPr>
             <w:tcW w:w="2160" w:type="dxa"/>
-            <w:shd w:val="clear" w:color="auto" w:fill="auto"/>
           </w:tcPr>
           <w:p>
             <w:pPr>
@@ -2622,7 +2669,6 @@
           <w:tcPr>
             <w:cnfStyle w:val="001000000000" w:firstRow="0" w:lastRow="0" w:firstColumn="1" w:lastColumn="0" w:oddVBand="0" w:evenVBand="0" w:oddHBand="0" w:evenHBand="0" w:firstRowFirstColumn="0" w:firstRowLastColumn="0" w:lastRowFirstColumn="0" w:lastRowLastColumn="0"/>
             <w:tcW w:w="1267" w:type="dxa"/>
-            <w:shd w:val="clear" w:color="auto" w:fill="auto"/>
           </w:tcPr>
           <w:p>
             <w:pPr>
@@ -2644,7 +2690,6 @@
           <w:tcPr>
             <w:tcW w:w="6727" w:type="dxa"/>
             <w:gridSpan w:val="2"/>
-            <w:shd w:val="clear" w:color="auto" w:fill="auto"/>
           </w:tcPr>
           <w:p>
             <w:pPr>
@@ -2666,7 +2711,6 @@
         <w:tc>
           <w:tcPr>
             <w:tcW w:w="2160" w:type="dxa"/>
-            <w:shd w:val="clear" w:color="auto" w:fill="auto"/>
           </w:tcPr>
           <w:p>
             <w:pPr>
@@ -2909,7 +2953,6 @@
           <w:tcPr>
             <w:cnfStyle w:val="001000000000" w:firstRow="0" w:lastRow="0" w:firstColumn="1" w:lastColumn="0" w:oddVBand="0" w:evenVBand="0" w:oddHBand="0" w:evenHBand="0" w:firstRowFirstColumn="0" w:firstRowLastColumn="0" w:lastRowFirstColumn="0" w:lastRowLastColumn="0"/>
             <w:tcW w:w="1267" w:type="dxa"/>
-            <w:shd w:val="clear" w:color="auto" w:fill="auto"/>
           </w:tcPr>
           <w:p>
             <w:pPr>
@@ -3237,6 +3280,15 @@
               </w:rPr>
               <w:t>Los momentos de la verdad dentro de un ciclo de servicio siempre son positivos</w:t>
             </w:r>
+            <w:r>
+              <w:rPr>
+                <w:rFonts w:ascii="Calibri" w:eastAsia="Calibri" w:hAnsi="Calibri" w:cs="Calibri"/>
+                <w:b/>
+                <w:bCs/>
+                <w:color w:val="auto"/>
+              </w:rPr>
+              <w:t>.</w:t>
+            </w:r>
           </w:p>
         </w:tc>
       </w:tr>
@@ -3314,7 +3366,6 @@
           <w:tcPr>
             <w:cnfStyle w:val="001000000000" w:firstRow="0" w:lastRow="0" w:firstColumn="1" w:lastColumn="0" w:oddVBand="0" w:evenVBand="0" w:oddHBand="0" w:evenHBand="0" w:firstRowFirstColumn="0" w:firstRowLastColumn="0" w:lastRowFirstColumn="0" w:lastRowLastColumn="0"/>
             <w:tcW w:w="1267" w:type="dxa"/>
-            <w:shd w:val="clear" w:color="auto" w:fill="auto"/>
           </w:tcPr>
           <w:p>
             <w:pPr>
@@ -3575,7 +3626,6 @@
               </w:rPr>
               <w:t xml:space="preserve">Es </w:t>
             </w:r>
-            <w:proofErr w:type="spellStart"/>
             <w:r>
               <w:rPr>
                 <w:rFonts w:ascii="Calibri" w:hAnsi="Calibri" w:cs="Calibri"/>
@@ -3586,7 +3636,6 @@
               </w:rPr>
               <w:t>storytelling</w:t>
             </w:r>
-            <w:proofErr w:type="spellEnd"/>
             <w:r>
               <w:rPr>
                 <w:rFonts w:ascii="Calibri" w:hAnsi="Calibri" w:cs="Calibri"/>
@@ -3594,6 +3643,14 @@
                 <w:color w:val="auto"/>
               </w:rPr>
               <w:t xml:space="preserve"> una técnica narrativa</w:t>
+            </w:r>
+            <w:r>
+              <w:rPr>
+                <w:rFonts w:ascii="Calibri" w:hAnsi="Calibri" w:cs="Calibri"/>
+                <w:b/>
+                <w:color w:val="auto"/>
+              </w:rPr>
+              <w:t>.</w:t>
             </w:r>
           </w:p>
         </w:tc>
@@ -4048,7 +4105,6 @@
           <w:tcPr>
             <w:cnfStyle w:val="001000000000" w:firstRow="0" w:lastRow="0" w:firstColumn="1" w:lastColumn="0" w:oddVBand="0" w:evenVBand="0" w:oddHBand="0" w:evenHBand="0" w:firstRowFirstColumn="0" w:firstRowLastColumn="0" w:lastRowFirstColumn="0" w:lastRowLastColumn="0"/>
             <w:tcW w:w="1267" w:type="dxa"/>
-            <w:shd w:val="clear" w:color="auto" w:fill="auto"/>
           </w:tcPr>
           <w:p>
             <w:pPr>
@@ -4320,7 +4376,6 @@
           <w:tcPr>
             <w:tcW w:w="7620" w:type="dxa"/>
             <w:gridSpan w:val="2"/>
-            <w:shd w:val="clear" w:color="auto" w:fill="auto"/>
           </w:tcPr>
           <w:p>
             <w:pPr>
@@ -4451,16 +4506,7 @@
                 <w:rFonts w:ascii="Calibri" w:eastAsia="Calibri" w:hAnsi="Calibri" w:cs="Calibri"/>
                 <w:color w:val="auto"/>
               </w:rPr>
-              <w:t>Se recomienda volver a revisar el componente formativo e intentar nuevamente la activid</w:t>
-            </w:r>
-            <w:bookmarkStart w:id="1" w:name="_GoBack"/>
-            <w:bookmarkEnd w:id="1"/>
-            <w:r>
-              <w:rPr>
-                <w:rFonts w:ascii="Calibri" w:eastAsia="Calibri" w:hAnsi="Calibri" w:cs="Calibri"/>
-                <w:color w:val="auto"/>
-              </w:rPr>
-              <w:t>ad didáctica.</w:t>
+              <w:t>Se recomienda volver a revisar el componente formativo e intentar nuevamente la actividad didáctica.</w:t>
             </w:r>
           </w:p>
         </w:tc>
@@ -4559,7 +4605,6 @@
               <w:bottom w:val="single" w:sz="8" w:space="0" w:color="F4B083"/>
               <w:right w:val="single" w:sz="8" w:space="0" w:color="F4B083"/>
             </w:tcBorders>
-            <w:shd w:val="clear" w:color="auto" w:fill="auto"/>
             <w:tcMar>
               <w:top w:w="100" w:type="dxa"/>
               <w:left w:w="100" w:type="dxa"/>
@@ -4588,7 +4633,6 @@
               <w:bottom w:val="single" w:sz="8" w:space="0" w:color="F4B083"/>
               <w:right w:val="single" w:sz="8" w:space="0" w:color="F4B083"/>
             </w:tcBorders>
-            <w:shd w:val="clear" w:color="auto" w:fill="auto"/>
             <w:tcMar>
               <w:top w:w="100" w:type="dxa"/>
               <w:left w:w="100" w:type="dxa"/>
@@ -4625,7 +4669,6 @@
               <w:bottom w:val="single" w:sz="8" w:space="0" w:color="F4B083"/>
               <w:right w:val="single" w:sz="8" w:space="0" w:color="F4B083"/>
             </w:tcBorders>
-            <w:shd w:val="clear" w:color="auto" w:fill="auto"/>
             <w:tcMar>
               <w:top w:w="100" w:type="dxa"/>
               <w:left w:w="100" w:type="dxa"/>
@@ -4667,7 +4710,6 @@
               <w:bottom w:val="single" w:sz="8" w:space="0" w:color="F4B083"/>
               <w:right w:val="single" w:sz="8" w:space="0" w:color="F4B083"/>
             </w:tcBorders>
-            <w:shd w:val="clear" w:color="auto" w:fill="auto"/>
             <w:tcMar>
               <w:top w:w="100" w:type="dxa"/>
               <w:left w:w="100" w:type="dxa"/>
@@ -4788,7 +4830,7 @@
 </file>
 
 <file path=word/endnotes.xml><?xml version="1.0" encoding="utf-8"?>
-<w:endnotes xmlns:wpc="http://schemas.microsoft.com/office/word/2010/wordprocessingCanvas" xmlns:mc="http://schemas.openxmlformats.org/markup-compatibility/2006" xmlns:o="urn:schemas-microsoft-com:office:office" xmlns:r="http://schemas.openxmlformats.org/officeDocument/2006/relationships" xmlns:m="http://schemas.openxmlformats.org/officeDocument/2006/math" xmlns:v="urn:schemas-microsoft-com:vml" xmlns:wp14="http://schemas.microsoft.com/office/word/2010/wordprocessingDrawing" xmlns:wp="http://schemas.openxmlformats.org/drawingml/2006/wordprocessingDrawing" xmlns:w10="urn:schemas-microsoft-com:office:word" xmlns:w="http://schemas.openxmlformats.org/wordprocessingml/2006/main" xmlns:w14="http://schemas.microsoft.com/office/word/2010/wordml" xmlns:w15="http://schemas.microsoft.com/office/word/2012/wordml" xmlns:wpg="http://schemas.microsoft.com/office/word/2010/wordprocessingGroup" xmlns:wpi="http://schemas.microsoft.com/office/word/2010/wordprocessingInk" xmlns:wne="http://schemas.microsoft.com/office/word/2006/wordml" xmlns:wps="http://schemas.microsoft.com/office/word/2010/wordprocessingShape" mc:Ignorable="w14 w15 wp14">
+<w:endnotes xmlns:wpc="http://schemas.microsoft.com/office/word/2010/wordprocessingCanvas" xmlns:cx="http://schemas.microsoft.com/office/drawing/2014/chartex" xmlns:cx1="http://schemas.microsoft.com/office/drawing/2015/9/8/chartex" xmlns:cx2="http://schemas.microsoft.com/office/drawing/2015/10/21/chartex" xmlns:cx3="http://schemas.microsoft.com/office/drawing/2016/5/9/chartex" xmlns:cx4="http://schemas.microsoft.com/office/drawing/2016/5/10/chartex" xmlns:cx5="http://schemas.microsoft.com/office/drawing/2016/5/11/chartex" xmlns:cx6="http://schemas.microsoft.com/office/drawing/2016/5/12/chartex" xmlns:cx7="http://schemas.microsoft.com/office/drawing/2016/5/13/chartex" xmlns:cx8="http://schemas.microsoft.com/office/drawing/2016/5/14/chartex" xmlns:mc="http://schemas.openxmlformats.org/markup-compatibility/2006" xmlns:aink="http://schemas.microsoft.com/office/drawing/2016/ink" xmlns:am3d="http://schemas.microsoft.com/office/drawing/2017/model3d" xmlns:o="urn:schemas-microsoft-com:office:office" xmlns:oel="http://schemas.microsoft.com/office/2019/extlst" xmlns:r="http://schemas.openxmlformats.org/officeDocument/2006/relationships" xmlns:m="http://schemas.openxmlformats.org/officeDocument/2006/math" xmlns:v="urn:schemas-microsoft-com:vml" xmlns:wp14="http://schemas.microsoft.com/office/word/2010/wordprocessingDrawing" xmlns:wp="http://schemas.openxmlformats.org/drawingml/2006/wordprocessingDrawing" xmlns:w10="urn:schemas-microsoft-com:office:word" xmlns:w="http://schemas.openxmlformats.org/wordprocessingml/2006/main" xmlns:w14="http://schemas.microsoft.com/office/word/2010/wordml" xmlns:w15="http://schemas.microsoft.com/office/word/2012/wordml" xmlns:w16cex="http://schemas.microsoft.com/office/word/2018/wordml/cex" xmlns:w16cid="http://schemas.microsoft.com/office/word/2016/wordml/cid" xmlns:w16="http://schemas.microsoft.com/office/word/2018/wordml" xmlns:w16du="http://schemas.microsoft.com/office/word/2023/wordml/word16du" xmlns:w16sdtdh="http://schemas.microsoft.com/office/word/2020/wordml/sdtdatahash" xmlns:w16sdtfl="http://schemas.microsoft.com/office/word/2024/wordml/sdtformatlock" xmlns:w16se="http://schemas.microsoft.com/office/word/2015/wordml/symex" xmlns:wpg="http://schemas.microsoft.com/office/word/2010/wordprocessingGroup" xmlns:wpi="http://schemas.microsoft.com/office/word/2010/wordprocessingInk" xmlns:wne="http://schemas.microsoft.com/office/word/2006/wordml" xmlns:wps="http://schemas.microsoft.com/office/word/2010/wordprocessingShape" mc:Ignorable="w14 w15 w16se w16cid w16 w16cex w16sdtdh w16sdtfl w16du wp14">
   <w:endnote w:type="separator" w:id="-1">
     <w:p>
       <w:pPr>
@@ -4813,7 +4855,7 @@
 </file>
 
 <file path=word/footnotes.xml><?xml version="1.0" encoding="utf-8"?>
-<w:footnotes xmlns:wpc="http://schemas.microsoft.com/office/word/2010/wordprocessingCanvas" xmlns:mc="http://schemas.openxmlformats.org/markup-compatibility/2006" xmlns:o="urn:schemas-microsoft-com:office:office" xmlns:r="http://schemas.openxmlformats.org/officeDocument/2006/relationships" xmlns:m="http://schemas.openxmlformats.org/officeDocument/2006/math" xmlns:v="urn:schemas-microsoft-com:vml" xmlns:wp14="http://schemas.microsoft.com/office/word/2010/wordprocessingDrawing" xmlns:wp="http://schemas.openxmlformats.org/drawingml/2006/wordprocessingDrawing" xmlns:w10="urn:schemas-microsoft-com:office:word" xmlns:w="http://schemas.openxmlformats.org/wordprocessingml/2006/main" xmlns:w14="http://schemas.microsoft.com/office/word/2010/wordml" xmlns:w15="http://schemas.microsoft.com/office/word/2012/wordml" xmlns:wpg="http://schemas.microsoft.com/office/word/2010/wordprocessingGroup" xmlns:wpi="http://schemas.microsoft.com/office/word/2010/wordprocessingInk" xmlns:wne="http://schemas.microsoft.com/office/word/2006/wordml" xmlns:wps="http://schemas.microsoft.com/office/word/2010/wordprocessingShape" mc:Ignorable="w14 w15 wp14">
+<w:footnotes xmlns:wpc="http://schemas.microsoft.com/office/word/2010/wordprocessingCanvas" xmlns:cx="http://schemas.microsoft.com/office/drawing/2014/chartex" xmlns:cx1="http://schemas.microsoft.com/office/drawing/2015/9/8/chartex" xmlns:cx2="http://schemas.microsoft.com/office/drawing/2015/10/21/chartex" xmlns:cx3="http://schemas.microsoft.com/office/drawing/2016/5/9/chartex" xmlns:cx4="http://schemas.microsoft.com/office/drawing/2016/5/10/chartex" xmlns:cx5="http://schemas.microsoft.com/office/drawing/2016/5/11/chartex" xmlns:cx6="http://schemas.microsoft.com/office/drawing/2016/5/12/chartex" xmlns:cx7="http://schemas.microsoft.com/office/drawing/2016/5/13/chartex" xmlns:cx8="http://schemas.microsoft.com/office/drawing/2016/5/14/chartex" xmlns:mc="http://schemas.openxmlformats.org/markup-compatibility/2006" xmlns:aink="http://schemas.microsoft.com/office/drawing/2016/ink" xmlns:am3d="http://schemas.microsoft.com/office/drawing/2017/model3d" xmlns:o="urn:schemas-microsoft-com:office:office" xmlns:oel="http://schemas.microsoft.com/office/2019/extlst" xmlns:r="http://schemas.openxmlformats.org/officeDocument/2006/relationships" xmlns:m="http://schemas.openxmlformats.org/officeDocument/2006/math" xmlns:v="urn:schemas-microsoft-com:vml" xmlns:wp14="http://schemas.microsoft.com/office/word/2010/wordprocessingDrawing" xmlns:wp="http://schemas.openxmlformats.org/drawingml/2006/wordprocessingDrawing" xmlns:w10="urn:schemas-microsoft-com:office:word" xmlns:w="http://schemas.openxmlformats.org/wordprocessingml/2006/main" xmlns:w14="http://schemas.microsoft.com/office/word/2010/wordml" xmlns:w15="http://schemas.microsoft.com/office/word/2012/wordml" xmlns:w16cex="http://schemas.microsoft.com/office/word/2018/wordml/cex" xmlns:w16cid="http://schemas.microsoft.com/office/word/2016/wordml/cid" xmlns:w16="http://schemas.microsoft.com/office/word/2018/wordml" xmlns:w16du="http://schemas.microsoft.com/office/word/2023/wordml/word16du" xmlns:w16sdtdh="http://schemas.microsoft.com/office/word/2020/wordml/sdtdatahash" xmlns:w16sdtfl="http://schemas.microsoft.com/office/word/2024/wordml/sdtformatlock" xmlns:w16se="http://schemas.microsoft.com/office/word/2015/wordml/symex" xmlns:wpg="http://schemas.microsoft.com/office/word/2010/wordprocessingGroup" xmlns:wpi="http://schemas.microsoft.com/office/word/2010/wordprocessingInk" xmlns:wne="http://schemas.microsoft.com/office/word/2006/wordml" xmlns:wps="http://schemas.microsoft.com/office/word/2010/wordprocessingShape" mc:Ignorable="w14 w15 w16se w16cid w16 w16cex w16sdtdh w16sdtfl w16du wp14">
   <w:footnote w:type="separator" w:id="-1">
     <w:p>
       <w:pPr>
@@ -4838,7 +4880,7 @@
 </file>
 
 <file path=word/header1.xml><?xml version="1.0" encoding="utf-8"?>
-<w:hdr xmlns:wpc="http://schemas.microsoft.com/office/word/2010/wordprocessingCanvas" xmlns:mc="http://schemas.openxmlformats.org/markup-compatibility/2006" xmlns:o="urn:schemas-microsoft-com:office:office" xmlns:r="http://schemas.openxmlformats.org/officeDocument/2006/relationships" xmlns:m="http://schemas.openxmlformats.org/officeDocument/2006/math" xmlns:v="urn:schemas-microsoft-com:vml" xmlns:wp14="http://schemas.microsoft.com/office/word/2010/wordprocessingDrawing" xmlns:wp="http://schemas.openxmlformats.org/drawingml/2006/wordprocessingDrawing" xmlns:w10="urn:schemas-microsoft-com:office:word" xmlns:w="http://schemas.openxmlformats.org/wordprocessingml/2006/main" xmlns:w14="http://schemas.microsoft.com/office/word/2010/wordml" xmlns:w15="http://schemas.microsoft.com/office/word/2012/wordml" xmlns:wpg="http://schemas.microsoft.com/office/word/2010/wordprocessingGroup" xmlns:wpi="http://schemas.microsoft.com/office/word/2010/wordprocessingInk" xmlns:wne="http://schemas.microsoft.com/office/word/2006/wordml" xmlns:wps="http://schemas.microsoft.com/office/word/2010/wordprocessingShape" mc:Ignorable="w14 w15 wp14">
+<w:hdr xmlns:wpc="http://schemas.microsoft.com/office/word/2010/wordprocessingCanvas" xmlns:cx="http://schemas.microsoft.com/office/drawing/2014/chartex" xmlns:cx1="http://schemas.microsoft.com/office/drawing/2015/9/8/chartex" xmlns:cx2="http://schemas.microsoft.com/office/drawing/2015/10/21/chartex" xmlns:cx3="http://schemas.microsoft.com/office/drawing/2016/5/9/chartex" xmlns:cx4="http://schemas.microsoft.com/office/drawing/2016/5/10/chartex" xmlns:cx5="http://schemas.microsoft.com/office/drawing/2016/5/11/chartex" xmlns:cx6="http://schemas.microsoft.com/office/drawing/2016/5/12/chartex" xmlns:cx7="http://schemas.microsoft.com/office/drawing/2016/5/13/chartex" xmlns:cx8="http://schemas.microsoft.com/office/drawing/2016/5/14/chartex" xmlns:mc="http://schemas.openxmlformats.org/markup-compatibility/2006" xmlns:aink="http://schemas.microsoft.com/office/drawing/2016/ink" xmlns:am3d="http://schemas.microsoft.com/office/drawing/2017/model3d" xmlns:o="urn:schemas-microsoft-com:office:office" xmlns:oel="http://schemas.microsoft.com/office/2019/extlst" xmlns:r="http://schemas.openxmlformats.org/officeDocument/2006/relationships" xmlns:m="http://schemas.openxmlformats.org/officeDocument/2006/math" xmlns:v="urn:schemas-microsoft-com:vml" xmlns:wp14="http://schemas.microsoft.com/office/word/2010/wordprocessingDrawing" xmlns:wp="http://schemas.openxmlformats.org/drawingml/2006/wordprocessingDrawing" xmlns:w10="urn:schemas-microsoft-com:office:word" xmlns:w="http://schemas.openxmlformats.org/wordprocessingml/2006/main" xmlns:w14="http://schemas.microsoft.com/office/word/2010/wordml" xmlns:w15="http://schemas.microsoft.com/office/word/2012/wordml" xmlns:w16cex="http://schemas.microsoft.com/office/word/2018/wordml/cex" xmlns:w16cid="http://schemas.microsoft.com/office/word/2016/wordml/cid" xmlns:w16="http://schemas.microsoft.com/office/word/2018/wordml" xmlns:w16du="http://schemas.microsoft.com/office/word/2023/wordml/word16du" xmlns:w16sdtdh="http://schemas.microsoft.com/office/word/2020/wordml/sdtdatahash" xmlns:w16sdtfl="http://schemas.microsoft.com/office/word/2024/wordml/sdtformatlock" xmlns:w16se="http://schemas.microsoft.com/office/word/2015/wordml/symex" xmlns:wpg="http://schemas.microsoft.com/office/word/2010/wordprocessingGroup" xmlns:wpi="http://schemas.microsoft.com/office/word/2010/wordprocessingInk" xmlns:wne="http://schemas.microsoft.com/office/word/2006/wordml" xmlns:wps="http://schemas.microsoft.com/office/word/2010/wordprocessingShape" mc:Ignorable="w14 w15 w16se w16cid w16 w16cex w16sdtdh w16sdtfl w16du wp14">
   <w:p>
     <w:pPr>
       <w:pBdr>
@@ -5037,7 +5079,7 @@
 </file>
 
 <file path=word/numbering.xml><?xml version="1.0" encoding="utf-8"?>
-<w:numbering xmlns:wpc="http://schemas.microsoft.com/office/word/2010/wordprocessingCanvas" xmlns:mc="http://schemas.openxmlformats.org/markup-compatibility/2006" xmlns:o="urn:schemas-microsoft-com:office:office" xmlns:r="http://schemas.openxmlformats.org/officeDocument/2006/relationships" xmlns:m="http://schemas.openxmlformats.org/officeDocument/2006/math" xmlns:v="urn:schemas-microsoft-com:vml" xmlns:wp14="http://schemas.microsoft.com/office/word/2010/wordprocessingDrawing" xmlns:wp="http://schemas.openxmlformats.org/drawingml/2006/wordprocessingDrawing" xmlns:w10="urn:schemas-microsoft-com:office:word" xmlns:w="http://schemas.openxmlformats.org/wordprocessingml/2006/main" xmlns:w14="http://schemas.microsoft.com/office/word/2010/wordml" xmlns:w15="http://schemas.microsoft.com/office/word/2012/wordml" xmlns:wpg="http://schemas.microsoft.com/office/word/2010/wordprocessingGroup" xmlns:wpi="http://schemas.microsoft.com/office/word/2010/wordprocessingInk" xmlns:wne="http://schemas.microsoft.com/office/word/2006/wordml" xmlns:wps="http://schemas.microsoft.com/office/word/2010/wordprocessingShape" mc:Ignorable="w14 w15 wp14">
+<w:numbering xmlns:wpc="http://schemas.microsoft.com/office/word/2010/wordprocessingCanvas" xmlns:cx="http://schemas.microsoft.com/office/drawing/2014/chartex" xmlns:cx1="http://schemas.microsoft.com/office/drawing/2015/9/8/chartex" xmlns:cx2="http://schemas.microsoft.com/office/drawing/2015/10/21/chartex" xmlns:cx3="http://schemas.microsoft.com/office/drawing/2016/5/9/chartex" xmlns:cx4="http://schemas.microsoft.com/office/drawing/2016/5/10/chartex" xmlns:cx5="http://schemas.microsoft.com/office/drawing/2016/5/11/chartex" xmlns:cx6="http://schemas.microsoft.com/office/drawing/2016/5/12/chartex" xmlns:cx7="http://schemas.microsoft.com/office/drawing/2016/5/13/chartex" xmlns:cx8="http://schemas.microsoft.com/office/drawing/2016/5/14/chartex" xmlns:mc="http://schemas.openxmlformats.org/markup-compatibility/2006" xmlns:aink="http://schemas.microsoft.com/office/drawing/2016/ink" xmlns:am3d="http://schemas.microsoft.com/office/drawing/2017/model3d" xmlns:o="urn:schemas-microsoft-com:office:office" xmlns:oel="http://schemas.microsoft.com/office/2019/extlst" xmlns:r="http://schemas.openxmlformats.org/officeDocument/2006/relationships" xmlns:m="http://schemas.openxmlformats.org/officeDocument/2006/math" xmlns:v="urn:schemas-microsoft-com:vml" xmlns:wp14="http://schemas.microsoft.com/office/word/2010/wordprocessingDrawing" xmlns:wp="http://schemas.openxmlformats.org/drawingml/2006/wordprocessingDrawing" xmlns:w10="urn:schemas-microsoft-com:office:word" xmlns:w="http://schemas.openxmlformats.org/wordprocessingml/2006/main" xmlns:w14="http://schemas.microsoft.com/office/word/2010/wordml" xmlns:w15="http://schemas.microsoft.com/office/word/2012/wordml" xmlns:w16cex="http://schemas.microsoft.com/office/word/2018/wordml/cex" xmlns:w16cid="http://schemas.microsoft.com/office/word/2016/wordml/cid" xmlns:w16="http://schemas.microsoft.com/office/word/2018/wordml" xmlns:w16du="http://schemas.microsoft.com/office/word/2023/wordml/word16du" xmlns:w16sdtdh="http://schemas.microsoft.com/office/word/2020/wordml/sdtdatahash" xmlns:w16sdtfl="http://schemas.microsoft.com/office/word/2024/wordml/sdtformatlock" xmlns:w16se="http://schemas.microsoft.com/office/word/2015/wordml/symex" xmlns:wpg="http://schemas.microsoft.com/office/word/2010/wordprocessingGroup" xmlns:wpi="http://schemas.microsoft.com/office/word/2010/wordprocessingInk" xmlns:wne="http://schemas.microsoft.com/office/word/2006/wordml" xmlns:wps="http://schemas.microsoft.com/office/word/2010/wordprocessingShape" mc:Ignorable="w14 w15 w16se w16cid w16 w16cex w16sdtdh w16sdtfl w16du wp14">
   <w:abstractNum w:abstractNumId="0" w15:restartNumberingAfterBreak="0">
     <w:nsid w:val="2A4E3351"/>
     <w:multiLevelType w:val="hybridMultilevel"/>
@@ -5264,17 +5306,17 @@
       </w:rPr>
     </w:lvl>
   </w:abstractNum>
-  <w:num w:numId="1">
+  <w:num w:numId="1" w16cid:durableId="1639341276">
     <w:abstractNumId w:val="1"/>
   </w:num>
-  <w:num w:numId="2">
+  <w:num w:numId="2" w16cid:durableId="1946769390">
     <w:abstractNumId w:val="0"/>
   </w:num>
 </w:numbering>
 </file>
 
 <file path=word/styles.xml><?xml version="1.0" encoding="utf-8"?>
-<w:styles xmlns:mc="http://schemas.openxmlformats.org/markup-compatibility/2006" xmlns:r="http://schemas.openxmlformats.org/officeDocument/2006/relationships" xmlns:w="http://schemas.openxmlformats.org/wordprocessingml/2006/main" xmlns:w14="http://schemas.microsoft.com/office/word/2010/wordml" xmlns:w15="http://schemas.microsoft.com/office/word/2012/wordml" mc:Ignorable="w14 w15">
+<w:styles xmlns:mc="http://schemas.openxmlformats.org/markup-compatibility/2006" xmlns:r="http://schemas.openxmlformats.org/officeDocument/2006/relationships" xmlns:w="http://schemas.openxmlformats.org/wordprocessingml/2006/main" xmlns:w14="http://schemas.microsoft.com/office/word/2010/wordml" xmlns:w15="http://schemas.microsoft.com/office/word/2012/wordml" xmlns:w16cex="http://schemas.microsoft.com/office/word/2018/wordml/cex" xmlns:w16cid="http://schemas.microsoft.com/office/word/2016/wordml/cid" xmlns:w16="http://schemas.microsoft.com/office/word/2018/wordml" xmlns:w16du="http://schemas.microsoft.com/office/word/2023/wordml/word16du" xmlns:w16sdtdh="http://schemas.microsoft.com/office/word/2020/wordml/sdtdatahash" xmlns:w16sdtfl="http://schemas.microsoft.com/office/word/2024/wordml/sdtformatlock" xmlns:w16se="http://schemas.microsoft.com/office/word/2015/wordml/symex" mc:Ignorable="w14 w15 w16se w16cid w16 w16cex w16sdtdh w16sdtfl w16du">
   <w:docDefaults>
     <w:rPrDefault>
       <w:rPr>
@@ -5290,7 +5332,7 @@
       </w:pPr>
     </w:pPrDefault>
   </w:docDefaults>
-  <w:latentStyles w:defLockedState="0" w:defUIPriority="99" w:defSemiHidden="0" w:defUnhideWhenUsed="0" w:defQFormat="0" w:count="371">
+  <w:latentStyles w:defLockedState="0" w:defUIPriority="99" w:defSemiHidden="0" w:defUnhideWhenUsed="0" w:defQFormat="0" w:count="376">
     <w:lsdException w:name="Normal" w:uiPriority="0" w:qFormat="1"/>
     <w:lsdException w:name="heading 1" w:uiPriority="9" w:qFormat="1"/>
     <w:lsdException w:name="heading 2" w:semiHidden="1" w:uiPriority="9" w:unhideWhenUsed="1" w:qFormat="1"/>
@@ -5662,6 +5704,11 @@
     <w:lsdException w:name="List Table 5 Dark Accent 6" w:uiPriority="50"/>
     <w:lsdException w:name="List Table 6 Colorful Accent 6" w:uiPriority="51"/>
     <w:lsdException w:name="List Table 7 Colorful Accent 6" w:uiPriority="52"/>
+    <w:lsdException w:name="Mention" w:semiHidden="1" w:unhideWhenUsed="1"/>
+    <w:lsdException w:name="Smart Hyperlink" w:semiHidden="1" w:unhideWhenUsed="1"/>
+    <w:lsdException w:name="Hashtag" w:semiHidden="1" w:unhideWhenUsed="1"/>
+    <w:lsdException w:name="Unresolved Mention" w:semiHidden="1" w:unhideWhenUsed="1"/>
+    <w:lsdException w:name="Smart Link" w:semiHidden="1" w:unhideWhenUsed="1"/>
   </w:latentStyles>
   <w:style w:type="paragraph" w:default="1" w:styleId="Normal">
     <w:name w:val="Normal"/>
@@ -5818,7 +5865,7 @@
       </w:tblCellMar>
     </w:tblPr>
   </w:style>
-  <w:style w:type="paragraph" w:styleId="Puesto">
+  <w:style w:type="paragraph" w:styleId="Ttulo">
     <w:name w:val="Title"/>
     <w:basedOn w:val="Normal"/>
     <w:next w:val="Normal"/>
@@ -6393,6 +6440,15 @@
 </file>
 
 <file path=customXml/item1.xml><?xml version="1.0" encoding="utf-8"?>
+<?mso-contentType ?>
+<FormTemplates xmlns="http://schemas.microsoft.com/sharepoint/v3/contenttype/forms">
+  <Display>DocumentLibraryForm</Display>
+  <Edit>DocumentLibraryForm</Edit>
+  <New>DocumentLibraryForm</New>
+</FormTemplates>
+</file>
+
+<file path=customXml/item2.xml><?xml version="1.0" encoding="utf-8"?>
 <ct:contentTypeSchema xmlns:ct="http://schemas.microsoft.com/office/2006/metadata/contentType" xmlns:ma="http://schemas.microsoft.com/office/2006/metadata/properties/metaAttributes" ct:_="" ma:_="" ma:contentTypeName="Documento" ma:contentTypeID="0x01010049282E1EDBE9234EA9E6D38F720E265F" ma:contentTypeVersion="15" ma:contentTypeDescription="Crear nuevo documento." ma:contentTypeScope="" ma:versionID="b31c7aa9eaf043a08b87120b3c4916e3">
   <xsd:schema xmlns:xsd="http://www.w3.org/2001/XMLSchema" xmlns:xs="http://www.w3.org/2001/XMLSchema" xmlns:p="http://schemas.microsoft.com/office/2006/metadata/properties" xmlns:ns2="cb45339b-ced9-4d0d-8f64-77573914d53b" xmlns:ns3="43a3ca16-9c26-4813-b83f-4aec9927b43f" targetNamespace="http://schemas.microsoft.com/office/2006/metadata/properties" ma:root="true" ma:fieldsID="3533d065b04d75c457075bc55f1f5315" ns2:_="" ns3:_="">
     <xsd:import namespace="cb45339b-ced9-4d0d-8f64-77573914d53b"/>
@@ -6627,15 +6683,6 @@
 </ct:contentTypeSchema>
 </file>
 
-<file path=customXml/item2.xml><?xml version="1.0" encoding="utf-8"?>
-<?mso-contentType ?>
-<FormTemplates xmlns="http://schemas.microsoft.com/sharepoint/v3/contenttype/forms">
-  <Display>DocumentLibraryForm</Display>
-  <Edit>DocumentLibraryForm</Edit>
-  <New>DocumentLibraryForm</New>
-</FormTemplates>
-</file>
-
 <file path=customXml/item3.xml><?xml version="1.0" encoding="utf-8"?>
 <p:properties xmlns:p="http://schemas.microsoft.com/office/2006/metadata/properties" xmlns:xsi="http://www.w3.org/2001/XMLSchema-instance" xmlns:pc="http://schemas.microsoft.com/office/infopath/2007/PartnerControls">
   <documentManagement>
@@ -6648,6 +6695,14 @@
 </file>
 
 <file path=customXml/itemProps1.xml><?xml version="1.0" encoding="utf-8"?>
+<ds:datastoreItem xmlns:ds="http://schemas.openxmlformats.org/officeDocument/2006/customXml" ds:itemID="{D91356B1-0FB8-448B-A74D-2FF735E0C29A}">
+  <ds:schemaRefs>
+    <ds:schemaRef ds:uri="http://schemas.microsoft.com/sharepoint/v3/contenttype/forms"/>
+  </ds:schemaRefs>
+</ds:datastoreItem>
+</file>
+
+<file path=customXml/itemProps2.xml><?xml version="1.0" encoding="utf-8"?>
 <ds:datastoreItem xmlns:ds="http://schemas.openxmlformats.org/officeDocument/2006/customXml" ds:itemID="{2747DA10-2D77-4BB5-8D10-6D3477571F2A}">
   <ds:schemaRefs>
     <ds:schemaRef ds:uri="http://schemas.microsoft.com/office/2006/metadata/contentType"/>
@@ -6666,14 +6721,6 @@
 </ds:datastoreItem>
 </file>
 
-<file path=customXml/itemProps2.xml><?xml version="1.0" encoding="utf-8"?>
-<ds:datastoreItem xmlns:ds="http://schemas.openxmlformats.org/officeDocument/2006/customXml" ds:itemID="{D91356B1-0FB8-448B-A74D-2FF735E0C29A}">
-  <ds:schemaRefs>
-    <ds:schemaRef ds:uri="http://schemas.microsoft.com/sharepoint/v3/contenttype/forms"/>
-  </ds:schemaRefs>
-</ds:datastoreItem>
-</file>
-
 <file path=customXml/itemProps3.xml><?xml version="1.0" encoding="utf-8"?>
 <ds:datastoreItem xmlns:ds="http://schemas.openxmlformats.org/officeDocument/2006/customXml" ds:itemID="{29AB67F1-8FF3-4B7A-94A8-FAC388E5205B}">
   <ds:schemaRefs>

--- a/fuentes/CF2_AD.docx
+++ b/fuentes/CF2_AD.docx
@@ -1,6 +1,6 @@
 
 <file path=word/document.xml><?xml version="1.0" encoding="utf-8"?>
-<w:document xmlns:wpc="http://schemas.microsoft.com/office/word/2010/wordprocessingCanvas" xmlns:cx="http://schemas.microsoft.com/office/drawing/2014/chartex" xmlns:cx1="http://schemas.microsoft.com/office/drawing/2015/9/8/chartex" xmlns:cx2="http://schemas.microsoft.com/office/drawing/2015/10/21/chartex" xmlns:cx3="http://schemas.microsoft.com/office/drawing/2016/5/9/chartex" xmlns:cx4="http://schemas.microsoft.com/office/drawing/2016/5/10/chartex" xmlns:cx5="http://schemas.microsoft.com/office/drawing/2016/5/11/chartex" xmlns:cx6="http://schemas.microsoft.com/office/drawing/2016/5/12/chartex" xmlns:cx7="http://schemas.microsoft.com/office/drawing/2016/5/13/chartex" xmlns:cx8="http://schemas.microsoft.com/office/drawing/2016/5/14/chartex" xmlns:mc="http://schemas.openxmlformats.org/markup-compatibility/2006" xmlns:aink="http://schemas.microsoft.com/office/drawing/2016/ink" xmlns:am3d="http://schemas.microsoft.com/office/drawing/2017/model3d" xmlns:o="urn:schemas-microsoft-com:office:office" xmlns:oel="http://schemas.microsoft.com/office/2019/extlst" xmlns:r="http://schemas.openxmlformats.org/officeDocument/2006/relationships" xmlns:m="http://schemas.openxmlformats.org/officeDocument/2006/math" xmlns:v="urn:schemas-microsoft-com:vml" xmlns:wp14="http://schemas.microsoft.com/office/word/2010/wordprocessingDrawing" xmlns:wp="http://schemas.openxmlformats.org/drawingml/2006/wordprocessingDrawing" xmlns:w10="urn:schemas-microsoft-com:office:word" xmlns:w="http://schemas.openxmlformats.org/wordprocessingml/2006/main" xmlns:w14="http://schemas.microsoft.com/office/word/2010/wordml" xmlns:w15="http://schemas.microsoft.com/office/word/2012/wordml" xmlns:w16cex="http://schemas.microsoft.com/office/word/2018/wordml/cex" xmlns:w16cid="http://schemas.microsoft.com/office/word/2016/wordml/cid" xmlns:w16="http://schemas.microsoft.com/office/word/2018/wordml" xmlns:w16du="http://schemas.microsoft.com/office/word/2023/wordml/word16du" xmlns:w16sdtdh="http://schemas.microsoft.com/office/word/2020/wordml/sdtdatahash" xmlns:w16sdtfl="http://schemas.microsoft.com/office/word/2024/wordml/sdtformatlock" xmlns:w16se="http://schemas.microsoft.com/office/word/2015/wordml/symex" xmlns:wpg="http://schemas.microsoft.com/office/word/2010/wordprocessingGroup" xmlns:wpi="http://schemas.microsoft.com/office/word/2010/wordprocessingInk" xmlns:wne="http://schemas.microsoft.com/office/word/2006/wordml" xmlns:wps="http://schemas.microsoft.com/office/word/2010/wordprocessingShape" mc:Ignorable="w14 w15 w16se w16cid w16 w16cex w16sdtdh w16sdtfl w16du wp14">
+<w:document xmlns:wpc="http://schemas.microsoft.com/office/word/2010/wordprocessingCanvas" xmlns:mc="http://schemas.openxmlformats.org/markup-compatibility/2006" xmlns:o="urn:schemas-microsoft-com:office:office" xmlns:r="http://schemas.openxmlformats.org/officeDocument/2006/relationships" xmlns:m="http://schemas.openxmlformats.org/officeDocument/2006/math" xmlns:v="urn:schemas-microsoft-com:vml" xmlns:wp14="http://schemas.microsoft.com/office/word/2010/wordprocessingDrawing" xmlns:wp="http://schemas.openxmlformats.org/drawingml/2006/wordprocessingDrawing" xmlns:w10="urn:schemas-microsoft-com:office:word" xmlns:w="http://schemas.openxmlformats.org/wordprocessingml/2006/main" xmlns:w14="http://schemas.microsoft.com/office/word/2010/wordml" xmlns:w15="http://schemas.microsoft.com/office/word/2012/wordml" xmlns:wpg="http://schemas.microsoft.com/office/word/2010/wordprocessingGroup" xmlns:wpi="http://schemas.microsoft.com/office/word/2010/wordprocessingInk" xmlns:wne="http://schemas.microsoft.com/office/word/2006/wordml" xmlns:wps="http://schemas.microsoft.com/office/word/2010/wordprocessingShape" mc:Ignorable="w14 w15 wp14">
   <w:body>
     <w:p>
       <w:pPr>
@@ -1191,6 +1191,7 @@
           <w:tcPr>
             <w:cnfStyle w:val="001000000000" w:firstRow="0" w:lastRow="0" w:firstColumn="1" w:lastColumn="0" w:oddVBand="0" w:evenVBand="0" w:oddHBand="0" w:evenHBand="0" w:firstRowFirstColumn="0" w:firstRowLastColumn="0" w:lastRowFirstColumn="0" w:lastRowLastColumn="0"/>
             <w:tcW w:w="1267" w:type="dxa"/>
+            <w:shd w:val="clear" w:color="auto" w:fill="auto"/>
           </w:tcPr>
           <w:p>
             <w:pPr>
@@ -1804,7 +1805,7 @@
                 <w:bCs/>
                 <w:color w:val="auto"/>
               </w:rPr>
-              <w:t>Son facilidades turísticas los miradores, las torres de avistamiento de aves</w:t>
+              <w:t>Son facilidades turísticas los miradores, las</w:t>
             </w:r>
             <w:r>
               <w:rPr>
@@ -1813,8 +1814,10 @@
                 <w:bCs/>
                 <w:color w:val="auto"/>
               </w:rPr>
-              <w:t xml:space="preserve"> y</w:t>
-            </w:r>
+              <w:t xml:space="preserve"> torres de avistamiento de aves y</w:t>
+            </w:r>
+            <w:bookmarkStart w:id="0" w:name="_GoBack"/>
+            <w:bookmarkEnd w:id="0"/>
             <w:r>
               <w:rPr>
                 <w:rFonts w:ascii="Calibri" w:eastAsia="Calibri" w:hAnsi="Calibri" w:cs="Calibri"/>
@@ -1917,6 +1920,7 @@
           <w:tcPr>
             <w:cnfStyle w:val="001000000000" w:firstRow="0" w:lastRow="0" w:firstColumn="1" w:lastColumn="0" w:oddVBand="0" w:evenVBand="0" w:oddHBand="0" w:evenHBand="0" w:firstRowFirstColumn="0" w:firstRowLastColumn="0" w:lastRowFirstColumn="0" w:lastRowLastColumn="0"/>
             <w:tcW w:w="1267" w:type="dxa"/>
+            <w:shd w:val="clear" w:color="auto" w:fill="auto"/>
           </w:tcPr>
           <w:p>
             <w:pPr>
@@ -2180,39 +2184,13 @@
                 <w:b/>
                 <w:color w:val="auto"/>
               </w:rPr>
-              <w:t xml:space="preserve">ey </w:t>
+              <w:t>ey General de T</w:t>
             </w:r>
             <w:r>
               <w:rPr>
                 <w:rFonts w:ascii="Calibri" w:eastAsia="Calibri" w:hAnsi="Calibri" w:cs="Calibri"/>
                 <w:b/>
                 <w:color w:val="auto"/>
-              </w:rPr>
-              <w:t>G</w:t>
-            </w:r>
-            <w:r>
-              <w:rPr>
-                <w:rFonts w:ascii="Calibri" w:eastAsia="Calibri" w:hAnsi="Calibri" w:cs="Calibri"/>
-                <w:b/>
-                <w:color w:val="auto"/>
-              </w:rPr>
-              <w:t xml:space="preserve">eneral de </w:t>
-            </w:r>
-            <w:r>
-              <w:rPr>
-                <w:rFonts w:ascii="Calibri" w:eastAsia="Calibri" w:hAnsi="Calibri" w:cs="Calibri"/>
-                <w:b/>
-                <w:color w:val="auto"/>
-                <w:u w:val="single"/>
-              </w:rPr>
-              <w:t>T</w:t>
-            </w:r>
-            <w:r>
-              <w:rPr>
-                <w:rFonts w:ascii="Calibri" w:eastAsia="Calibri" w:hAnsi="Calibri" w:cs="Calibri"/>
-                <w:b/>
-                <w:color w:val="auto"/>
-                <w:u w:val="single"/>
               </w:rPr>
               <w:t>urismo</w:t>
             </w:r>
@@ -2235,6 +2213,7 @@
           <w:tcPr>
             <w:cnfStyle w:val="001000000000" w:firstRow="0" w:lastRow="0" w:firstColumn="1" w:lastColumn="0" w:oddVBand="0" w:evenVBand="0" w:oddHBand="0" w:evenHBand="0" w:firstRowFirstColumn="0" w:firstRowLastColumn="0" w:lastRowFirstColumn="0" w:lastRowLastColumn="0"/>
             <w:tcW w:w="1267" w:type="dxa"/>
+            <w:shd w:val="clear" w:color="auto" w:fill="auto"/>
           </w:tcPr>
           <w:p>
             <w:pPr>
@@ -2256,6 +2235,7 @@
           <w:tcPr>
             <w:tcW w:w="6727" w:type="dxa"/>
             <w:gridSpan w:val="2"/>
+            <w:shd w:val="clear" w:color="auto" w:fill="auto"/>
           </w:tcPr>
           <w:p>
             <w:pPr>
@@ -2277,6 +2257,7 @@
         <w:tc>
           <w:tcPr>
             <w:tcW w:w="2160" w:type="dxa"/>
+            <w:shd w:val="clear" w:color="auto" w:fill="auto"/>
           </w:tcPr>
           <w:p>
             <w:pPr>
@@ -2669,6 +2650,7 @@
           <w:tcPr>
             <w:cnfStyle w:val="001000000000" w:firstRow="0" w:lastRow="0" w:firstColumn="1" w:lastColumn="0" w:oddVBand="0" w:evenVBand="0" w:oddHBand="0" w:evenHBand="0" w:firstRowFirstColumn="0" w:firstRowLastColumn="0" w:lastRowFirstColumn="0" w:lastRowLastColumn="0"/>
             <w:tcW w:w="1267" w:type="dxa"/>
+            <w:shd w:val="clear" w:color="auto" w:fill="auto"/>
           </w:tcPr>
           <w:p>
             <w:pPr>
@@ -2690,6 +2672,7 @@
           <w:tcPr>
             <w:tcW w:w="6727" w:type="dxa"/>
             <w:gridSpan w:val="2"/>
+            <w:shd w:val="clear" w:color="auto" w:fill="auto"/>
           </w:tcPr>
           <w:p>
             <w:pPr>
@@ -2711,6 +2694,7 @@
         <w:tc>
           <w:tcPr>
             <w:tcW w:w="2160" w:type="dxa"/>
+            <w:shd w:val="clear" w:color="auto" w:fill="auto"/>
           </w:tcPr>
           <w:p>
             <w:pPr>
@@ -2953,6 +2937,7 @@
           <w:tcPr>
             <w:cnfStyle w:val="001000000000" w:firstRow="0" w:lastRow="0" w:firstColumn="1" w:lastColumn="0" w:oddVBand="0" w:evenVBand="0" w:oddHBand="0" w:evenHBand="0" w:firstRowFirstColumn="0" w:firstRowLastColumn="0" w:lastRowFirstColumn="0" w:lastRowLastColumn="0"/>
             <w:tcW w:w="1267" w:type="dxa"/>
+            <w:shd w:val="clear" w:color="auto" w:fill="auto"/>
           </w:tcPr>
           <w:p>
             <w:pPr>
@@ -3238,7 +3223,7 @@
                 <w:color w:val="595959"/>
               </w:rPr>
             </w:pPr>
-            <w:bookmarkStart w:id="0" w:name="_Hlk179378914"/>
+            <w:bookmarkStart w:id="1" w:name="_Hlk179378914"/>
             <w:r>
               <w:rPr>
                 <w:rFonts w:ascii="Calibri" w:eastAsia="Calibri" w:hAnsi="Calibri" w:cs="Calibri"/>
@@ -3279,15 +3264,6 @@
                 <w:color w:val="auto"/>
               </w:rPr>
               <w:t>Los momentos de la verdad dentro de un ciclo de servicio siempre son positivos</w:t>
-            </w:r>
-            <w:r>
-              <w:rPr>
-                <w:rFonts w:ascii="Calibri" w:eastAsia="Calibri" w:hAnsi="Calibri" w:cs="Calibri"/>
-                <w:b/>
-                <w:bCs/>
-                <w:color w:val="auto"/>
-              </w:rPr>
-              <w:t>.</w:t>
             </w:r>
           </w:p>
         </w:tc>
@@ -3366,6 +3342,7 @@
           <w:tcPr>
             <w:cnfStyle w:val="001000000000" w:firstRow="0" w:lastRow="0" w:firstColumn="1" w:lastColumn="0" w:oddVBand="0" w:evenVBand="0" w:oddHBand="0" w:evenHBand="0" w:firstRowFirstColumn="0" w:firstRowLastColumn="0" w:lastRowFirstColumn="0" w:lastRowLastColumn="0"/>
             <w:tcW w:w="1267" w:type="dxa"/>
+            <w:shd w:val="clear" w:color="auto" w:fill="auto"/>
           </w:tcPr>
           <w:p>
             <w:pPr>
@@ -3568,7 +3545,7 @@
           </w:p>
         </w:tc>
       </w:tr>
-      <w:bookmarkEnd w:id="0"/>
+      <w:bookmarkEnd w:id="1"/>
       <w:tr>
         <w:trPr>
           <w:cnfStyle w:val="000000100000" w:firstRow="0" w:lastRow="0" w:firstColumn="0" w:lastColumn="0" w:oddVBand="0" w:evenVBand="0" w:oddHBand="1" w:evenHBand="0" w:firstRowFirstColumn="0" w:firstRowLastColumn="0" w:lastRowFirstColumn="0" w:lastRowLastColumn="0"/>
@@ -3626,6 +3603,7 @@
               </w:rPr>
               <w:t xml:space="preserve">Es </w:t>
             </w:r>
+            <w:proofErr w:type="spellStart"/>
             <w:r>
               <w:rPr>
                 <w:rFonts w:ascii="Calibri" w:hAnsi="Calibri" w:cs="Calibri"/>
@@ -3636,6 +3614,7 @@
               </w:rPr>
               <w:t>storytelling</w:t>
             </w:r>
+            <w:proofErr w:type="spellEnd"/>
             <w:r>
               <w:rPr>
                 <w:rFonts w:ascii="Calibri" w:hAnsi="Calibri" w:cs="Calibri"/>
@@ -3643,14 +3622,6 @@
                 <w:color w:val="auto"/>
               </w:rPr>
               <w:t xml:space="preserve"> una técnica narrativa</w:t>
-            </w:r>
-            <w:r>
-              <w:rPr>
-                <w:rFonts w:ascii="Calibri" w:hAnsi="Calibri" w:cs="Calibri"/>
-                <w:b/>
-                <w:color w:val="auto"/>
-              </w:rPr>
-              <w:t>.</w:t>
             </w:r>
           </w:p>
         </w:tc>
@@ -4105,6 +4076,7 @@
           <w:tcPr>
             <w:cnfStyle w:val="001000000000" w:firstRow="0" w:lastRow="0" w:firstColumn="1" w:lastColumn="0" w:oddVBand="0" w:evenVBand="0" w:oddHBand="0" w:evenHBand="0" w:firstRowFirstColumn="0" w:firstRowLastColumn="0" w:lastRowFirstColumn="0" w:lastRowLastColumn="0"/>
             <w:tcW w:w="1267" w:type="dxa"/>
+            <w:shd w:val="clear" w:color="auto" w:fill="auto"/>
           </w:tcPr>
           <w:p>
             <w:pPr>
@@ -4376,6 +4348,7 @@
           <w:tcPr>
             <w:tcW w:w="7620" w:type="dxa"/>
             <w:gridSpan w:val="2"/>
+            <w:shd w:val="clear" w:color="auto" w:fill="auto"/>
           </w:tcPr>
           <w:p>
             <w:pPr>
@@ -4605,6 +4578,7 @@
               <w:bottom w:val="single" w:sz="8" w:space="0" w:color="F4B083"/>
               <w:right w:val="single" w:sz="8" w:space="0" w:color="F4B083"/>
             </w:tcBorders>
+            <w:shd w:val="clear" w:color="auto" w:fill="auto"/>
             <w:tcMar>
               <w:top w:w="100" w:type="dxa"/>
               <w:left w:w="100" w:type="dxa"/>
@@ -4633,6 +4607,7 @@
               <w:bottom w:val="single" w:sz="8" w:space="0" w:color="F4B083"/>
               <w:right w:val="single" w:sz="8" w:space="0" w:color="F4B083"/>
             </w:tcBorders>
+            <w:shd w:val="clear" w:color="auto" w:fill="auto"/>
             <w:tcMar>
               <w:top w:w="100" w:type="dxa"/>
               <w:left w:w="100" w:type="dxa"/>
@@ -4669,6 +4644,7 @@
               <w:bottom w:val="single" w:sz="8" w:space="0" w:color="F4B083"/>
               <w:right w:val="single" w:sz="8" w:space="0" w:color="F4B083"/>
             </w:tcBorders>
+            <w:shd w:val="clear" w:color="auto" w:fill="auto"/>
             <w:tcMar>
               <w:top w:w="100" w:type="dxa"/>
               <w:left w:w="100" w:type="dxa"/>
@@ -4710,6 +4686,7 @@
               <w:bottom w:val="single" w:sz="8" w:space="0" w:color="F4B083"/>
               <w:right w:val="single" w:sz="8" w:space="0" w:color="F4B083"/>
             </w:tcBorders>
+            <w:shd w:val="clear" w:color="auto" w:fill="auto"/>
             <w:tcMar>
               <w:top w:w="100" w:type="dxa"/>
               <w:left w:w="100" w:type="dxa"/>
@@ -4830,7 +4807,7 @@
 </file>
 
 <file path=word/endnotes.xml><?xml version="1.0" encoding="utf-8"?>
-<w:endnotes xmlns:wpc="http://schemas.microsoft.com/office/word/2010/wordprocessingCanvas" xmlns:cx="http://schemas.microsoft.com/office/drawing/2014/chartex" xmlns:cx1="http://schemas.microsoft.com/office/drawing/2015/9/8/chartex" xmlns:cx2="http://schemas.microsoft.com/office/drawing/2015/10/21/chartex" xmlns:cx3="http://schemas.microsoft.com/office/drawing/2016/5/9/chartex" xmlns:cx4="http://schemas.microsoft.com/office/drawing/2016/5/10/chartex" xmlns:cx5="http://schemas.microsoft.com/office/drawing/2016/5/11/chartex" xmlns:cx6="http://schemas.microsoft.com/office/drawing/2016/5/12/chartex" xmlns:cx7="http://schemas.microsoft.com/office/drawing/2016/5/13/chartex" xmlns:cx8="http://schemas.microsoft.com/office/drawing/2016/5/14/chartex" xmlns:mc="http://schemas.openxmlformats.org/markup-compatibility/2006" xmlns:aink="http://schemas.microsoft.com/office/drawing/2016/ink" xmlns:am3d="http://schemas.microsoft.com/office/drawing/2017/model3d" xmlns:o="urn:schemas-microsoft-com:office:office" xmlns:oel="http://schemas.microsoft.com/office/2019/extlst" xmlns:r="http://schemas.openxmlformats.org/officeDocument/2006/relationships" xmlns:m="http://schemas.openxmlformats.org/officeDocument/2006/math" xmlns:v="urn:schemas-microsoft-com:vml" xmlns:wp14="http://schemas.microsoft.com/office/word/2010/wordprocessingDrawing" xmlns:wp="http://schemas.openxmlformats.org/drawingml/2006/wordprocessingDrawing" xmlns:w10="urn:schemas-microsoft-com:office:word" xmlns:w="http://schemas.openxmlformats.org/wordprocessingml/2006/main" xmlns:w14="http://schemas.microsoft.com/office/word/2010/wordml" xmlns:w15="http://schemas.microsoft.com/office/word/2012/wordml" xmlns:w16cex="http://schemas.microsoft.com/office/word/2018/wordml/cex" xmlns:w16cid="http://schemas.microsoft.com/office/word/2016/wordml/cid" xmlns:w16="http://schemas.microsoft.com/office/word/2018/wordml" xmlns:w16du="http://schemas.microsoft.com/office/word/2023/wordml/word16du" xmlns:w16sdtdh="http://schemas.microsoft.com/office/word/2020/wordml/sdtdatahash" xmlns:w16sdtfl="http://schemas.microsoft.com/office/word/2024/wordml/sdtformatlock" xmlns:w16se="http://schemas.microsoft.com/office/word/2015/wordml/symex" xmlns:wpg="http://schemas.microsoft.com/office/word/2010/wordprocessingGroup" xmlns:wpi="http://schemas.microsoft.com/office/word/2010/wordprocessingInk" xmlns:wne="http://schemas.microsoft.com/office/word/2006/wordml" xmlns:wps="http://schemas.microsoft.com/office/word/2010/wordprocessingShape" mc:Ignorable="w14 w15 w16se w16cid w16 w16cex w16sdtdh w16sdtfl w16du wp14">
+<w:endnotes xmlns:wpc="http://schemas.microsoft.com/office/word/2010/wordprocessingCanvas" xmlns:mc="http://schemas.openxmlformats.org/markup-compatibility/2006" xmlns:o="urn:schemas-microsoft-com:office:office" xmlns:r="http://schemas.openxmlformats.org/officeDocument/2006/relationships" xmlns:m="http://schemas.openxmlformats.org/officeDocument/2006/math" xmlns:v="urn:schemas-microsoft-com:vml" xmlns:wp14="http://schemas.microsoft.com/office/word/2010/wordprocessingDrawing" xmlns:wp="http://schemas.openxmlformats.org/drawingml/2006/wordprocessingDrawing" xmlns:w10="urn:schemas-microsoft-com:office:word" xmlns:w="http://schemas.openxmlformats.org/wordprocessingml/2006/main" xmlns:w14="http://schemas.microsoft.com/office/word/2010/wordml" xmlns:w15="http://schemas.microsoft.com/office/word/2012/wordml" xmlns:wpg="http://schemas.microsoft.com/office/word/2010/wordprocessingGroup" xmlns:wpi="http://schemas.microsoft.com/office/word/2010/wordprocessingInk" xmlns:wne="http://schemas.microsoft.com/office/word/2006/wordml" xmlns:wps="http://schemas.microsoft.com/office/word/2010/wordprocessingShape" mc:Ignorable="w14 w15 wp14">
   <w:endnote w:type="separator" w:id="-1">
     <w:p>
       <w:pPr>
@@ -4855,7 +4832,7 @@
 </file>
 
 <file path=word/footnotes.xml><?xml version="1.0" encoding="utf-8"?>
-<w:footnotes xmlns:wpc="http://schemas.microsoft.com/office/word/2010/wordprocessingCanvas" xmlns:cx="http://schemas.microsoft.com/office/drawing/2014/chartex" xmlns:cx1="http://schemas.microsoft.com/office/drawing/2015/9/8/chartex" xmlns:cx2="http://schemas.microsoft.com/office/drawing/2015/10/21/chartex" xmlns:cx3="http://schemas.microsoft.com/office/drawing/2016/5/9/chartex" xmlns:cx4="http://schemas.microsoft.com/office/drawing/2016/5/10/chartex" xmlns:cx5="http://schemas.microsoft.com/office/drawing/2016/5/11/chartex" xmlns:cx6="http://schemas.microsoft.com/office/drawing/2016/5/12/chartex" xmlns:cx7="http://schemas.microsoft.com/office/drawing/2016/5/13/chartex" xmlns:cx8="http://schemas.microsoft.com/office/drawing/2016/5/14/chartex" xmlns:mc="http://schemas.openxmlformats.org/markup-compatibility/2006" xmlns:aink="http://schemas.microsoft.com/office/drawing/2016/ink" xmlns:am3d="http://schemas.microsoft.com/office/drawing/2017/model3d" xmlns:o="urn:schemas-microsoft-com:office:office" xmlns:oel="http://schemas.microsoft.com/office/2019/extlst" xmlns:r="http://schemas.openxmlformats.org/officeDocument/2006/relationships" xmlns:m="http://schemas.openxmlformats.org/officeDocument/2006/math" xmlns:v="urn:schemas-microsoft-com:vml" xmlns:wp14="http://schemas.microsoft.com/office/word/2010/wordprocessingDrawing" xmlns:wp="http://schemas.openxmlformats.org/drawingml/2006/wordprocessingDrawing" xmlns:w10="urn:schemas-microsoft-com:office:word" xmlns:w="http://schemas.openxmlformats.org/wordprocessingml/2006/main" xmlns:w14="http://schemas.microsoft.com/office/word/2010/wordml" xmlns:w15="http://schemas.microsoft.com/office/word/2012/wordml" xmlns:w16cex="http://schemas.microsoft.com/office/word/2018/wordml/cex" xmlns:w16cid="http://schemas.microsoft.com/office/word/2016/wordml/cid" xmlns:w16="http://schemas.microsoft.com/office/word/2018/wordml" xmlns:w16du="http://schemas.microsoft.com/office/word/2023/wordml/word16du" xmlns:w16sdtdh="http://schemas.microsoft.com/office/word/2020/wordml/sdtdatahash" xmlns:w16sdtfl="http://schemas.microsoft.com/office/word/2024/wordml/sdtformatlock" xmlns:w16se="http://schemas.microsoft.com/office/word/2015/wordml/symex" xmlns:wpg="http://schemas.microsoft.com/office/word/2010/wordprocessingGroup" xmlns:wpi="http://schemas.microsoft.com/office/word/2010/wordprocessingInk" xmlns:wne="http://schemas.microsoft.com/office/word/2006/wordml" xmlns:wps="http://schemas.microsoft.com/office/word/2010/wordprocessingShape" mc:Ignorable="w14 w15 w16se w16cid w16 w16cex w16sdtdh w16sdtfl w16du wp14">
+<w:footnotes xmlns:wpc="http://schemas.microsoft.com/office/word/2010/wordprocessingCanvas" xmlns:mc="http://schemas.openxmlformats.org/markup-compatibility/2006" xmlns:o="urn:schemas-microsoft-com:office:office" xmlns:r="http://schemas.openxmlformats.org/officeDocument/2006/relationships" xmlns:m="http://schemas.openxmlformats.org/officeDocument/2006/math" xmlns:v="urn:schemas-microsoft-com:vml" xmlns:wp14="http://schemas.microsoft.com/office/word/2010/wordprocessingDrawing" xmlns:wp="http://schemas.openxmlformats.org/drawingml/2006/wordprocessingDrawing" xmlns:w10="urn:schemas-microsoft-com:office:word" xmlns:w="http://schemas.openxmlformats.org/wordprocessingml/2006/main" xmlns:w14="http://schemas.microsoft.com/office/word/2010/wordml" xmlns:w15="http://schemas.microsoft.com/office/word/2012/wordml" xmlns:wpg="http://schemas.microsoft.com/office/word/2010/wordprocessingGroup" xmlns:wpi="http://schemas.microsoft.com/office/word/2010/wordprocessingInk" xmlns:wne="http://schemas.microsoft.com/office/word/2006/wordml" xmlns:wps="http://schemas.microsoft.com/office/word/2010/wordprocessingShape" mc:Ignorable="w14 w15 wp14">
   <w:footnote w:type="separator" w:id="-1">
     <w:p>
       <w:pPr>
@@ -4880,7 +4857,7 @@
 </file>
 
 <file path=word/header1.xml><?xml version="1.0" encoding="utf-8"?>
-<w:hdr xmlns:wpc="http://schemas.microsoft.com/office/word/2010/wordprocessingCanvas" xmlns:cx="http://schemas.microsoft.com/office/drawing/2014/chartex" xmlns:cx1="http://schemas.microsoft.com/office/drawing/2015/9/8/chartex" xmlns:cx2="http://schemas.microsoft.com/office/drawing/2015/10/21/chartex" xmlns:cx3="http://schemas.microsoft.com/office/drawing/2016/5/9/chartex" xmlns:cx4="http://schemas.microsoft.com/office/drawing/2016/5/10/chartex" xmlns:cx5="http://schemas.microsoft.com/office/drawing/2016/5/11/chartex" xmlns:cx6="http://schemas.microsoft.com/office/drawing/2016/5/12/chartex" xmlns:cx7="http://schemas.microsoft.com/office/drawing/2016/5/13/chartex" xmlns:cx8="http://schemas.microsoft.com/office/drawing/2016/5/14/chartex" xmlns:mc="http://schemas.openxmlformats.org/markup-compatibility/2006" xmlns:aink="http://schemas.microsoft.com/office/drawing/2016/ink" xmlns:am3d="http://schemas.microsoft.com/office/drawing/2017/model3d" xmlns:o="urn:schemas-microsoft-com:office:office" xmlns:oel="http://schemas.microsoft.com/office/2019/extlst" xmlns:r="http://schemas.openxmlformats.org/officeDocument/2006/relationships" xmlns:m="http://schemas.openxmlformats.org/officeDocument/2006/math" xmlns:v="urn:schemas-microsoft-com:vml" xmlns:wp14="http://schemas.microsoft.com/office/word/2010/wordprocessingDrawing" xmlns:wp="http://schemas.openxmlformats.org/drawingml/2006/wordprocessingDrawing" xmlns:w10="urn:schemas-microsoft-com:office:word" xmlns:w="http://schemas.openxmlformats.org/wordprocessingml/2006/main" xmlns:w14="http://schemas.microsoft.com/office/word/2010/wordml" xmlns:w15="http://schemas.microsoft.com/office/word/2012/wordml" xmlns:w16cex="http://schemas.microsoft.com/office/word/2018/wordml/cex" xmlns:w16cid="http://schemas.microsoft.com/office/word/2016/wordml/cid" xmlns:w16="http://schemas.microsoft.com/office/word/2018/wordml" xmlns:w16du="http://schemas.microsoft.com/office/word/2023/wordml/word16du" xmlns:w16sdtdh="http://schemas.microsoft.com/office/word/2020/wordml/sdtdatahash" xmlns:w16sdtfl="http://schemas.microsoft.com/office/word/2024/wordml/sdtformatlock" xmlns:w16se="http://schemas.microsoft.com/office/word/2015/wordml/symex" xmlns:wpg="http://schemas.microsoft.com/office/word/2010/wordprocessingGroup" xmlns:wpi="http://schemas.microsoft.com/office/word/2010/wordprocessingInk" xmlns:wne="http://schemas.microsoft.com/office/word/2006/wordml" xmlns:wps="http://schemas.microsoft.com/office/word/2010/wordprocessingShape" mc:Ignorable="w14 w15 w16se w16cid w16 w16cex w16sdtdh w16sdtfl w16du wp14">
+<w:hdr xmlns:wpc="http://schemas.microsoft.com/office/word/2010/wordprocessingCanvas" xmlns:mc="http://schemas.openxmlformats.org/markup-compatibility/2006" xmlns:o="urn:schemas-microsoft-com:office:office" xmlns:r="http://schemas.openxmlformats.org/officeDocument/2006/relationships" xmlns:m="http://schemas.openxmlformats.org/officeDocument/2006/math" xmlns:v="urn:schemas-microsoft-com:vml" xmlns:wp14="http://schemas.microsoft.com/office/word/2010/wordprocessingDrawing" xmlns:wp="http://schemas.openxmlformats.org/drawingml/2006/wordprocessingDrawing" xmlns:w10="urn:schemas-microsoft-com:office:word" xmlns:w="http://schemas.openxmlformats.org/wordprocessingml/2006/main" xmlns:w14="http://schemas.microsoft.com/office/word/2010/wordml" xmlns:w15="http://schemas.microsoft.com/office/word/2012/wordml" xmlns:wpg="http://schemas.microsoft.com/office/word/2010/wordprocessingGroup" xmlns:wpi="http://schemas.microsoft.com/office/word/2010/wordprocessingInk" xmlns:wne="http://schemas.microsoft.com/office/word/2006/wordml" xmlns:wps="http://schemas.microsoft.com/office/word/2010/wordprocessingShape" mc:Ignorable="w14 w15 wp14">
   <w:p>
     <w:pPr>
       <w:pBdr>
@@ -5079,7 +5056,7 @@
 </file>
 
 <file path=word/numbering.xml><?xml version="1.0" encoding="utf-8"?>
-<w:numbering xmlns:wpc="http://schemas.microsoft.com/office/word/2010/wordprocessingCanvas" xmlns:cx="http://schemas.microsoft.com/office/drawing/2014/chartex" xmlns:cx1="http://schemas.microsoft.com/office/drawing/2015/9/8/chartex" xmlns:cx2="http://schemas.microsoft.com/office/drawing/2015/10/21/chartex" xmlns:cx3="http://schemas.microsoft.com/office/drawing/2016/5/9/chartex" xmlns:cx4="http://schemas.microsoft.com/office/drawing/2016/5/10/chartex" xmlns:cx5="http://schemas.microsoft.com/office/drawing/2016/5/11/chartex" xmlns:cx6="http://schemas.microsoft.com/office/drawing/2016/5/12/chartex" xmlns:cx7="http://schemas.microsoft.com/office/drawing/2016/5/13/chartex" xmlns:cx8="http://schemas.microsoft.com/office/drawing/2016/5/14/chartex" xmlns:mc="http://schemas.openxmlformats.org/markup-compatibility/2006" xmlns:aink="http://schemas.microsoft.com/office/drawing/2016/ink" xmlns:am3d="http://schemas.microsoft.com/office/drawing/2017/model3d" xmlns:o="urn:schemas-microsoft-com:office:office" xmlns:oel="http://schemas.microsoft.com/office/2019/extlst" xmlns:r="http://schemas.openxmlformats.org/officeDocument/2006/relationships" xmlns:m="http://schemas.openxmlformats.org/officeDocument/2006/math" xmlns:v="urn:schemas-microsoft-com:vml" xmlns:wp14="http://schemas.microsoft.com/office/word/2010/wordprocessingDrawing" xmlns:wp="http://schemas.openxmlformats.org/drawingml/2006/wordprocessingDrawing" xmlns:w10="urn:schemas-microsoft-com:office:word" xmlns:w="http://schemas.openxmlformats.org/wordprocessingml/2006/main" xmlns:w14="http://schemas.microsoft.com/office/word/2010/wordml" xmlns:w15="http://schemas.microsoft.com/office/word/2012/wordml" xmlns:w16cex="http://schemas.microsoft.com/office/word/2018/wordml/cex" xmlns:w16cid="http://schemas.microsoft.com/office/word/2016/wordml/cid" xmlns:w16="http://schemas.microsoft.com/office/word/2018/wordml" xmlns:w16du="http://schemas.microsoft.com/office/word/2023/wordml/word16du" xmlns:w16sdtdh="http://schemas.microsoft.com/office/word/2020/wordml/sdtdatahash" xmlns:w16sdtfl="http://schemas.microsoft.com/office/word/2024/wordml/sdtformatlock" xmlns:w16se="http://schemas.microsoft.com/office/word/2015/wordml/symex" xmlns:wpg="http://schemas.microsoft.com/office/word/2010/wordprocessingGroup" xmlns:wpi="http://schemas.microsoft.com/office/word/2010/wordprocessingInk" xmlns:wne="http://schemas.microsoft.com/office/word/2006/wordml" xmlns:wps="http://schemas.microsoft.com/office/word/2010/wordprocessingShape" mc:Ignorable="w14 w15 w16se w16cid w16 w16cex w16sdtdh w16sdtfl w16du wp14">
+<w:numbering xmlns:wpc="http://schemas.microsoft.com/office/word/2010/wordprocessingCanvas" xmlns:mc="http://schemas.openxmlformats.org/markup-compatibility/2006" xmlns:o="urn:schemas-microsoft-com:office:office" xmlns:r="http://schemas.openxmlformats.org/officeDocument/2006/relationships" xmlns:m="http://schemas.openxmlformats.org/officeDocument/2006/math" xmlns:v="urn:schemas-microsoft-com:vml" xmlns:wp14="http://schemas.microsoft.com/office/word/2010/wordprocessingDrawing" xmlns:wp="http://schemas.openxmlformats.org/drawingml/2006/wordprocessingDrawing" xmlns:w10="urn:schemas-microsoft-com:office:word" xmlns:w="http://schemas.openxmlformats.org/wordprocessingml/2006/main" xmlns:w14="http://schemas.microsoft.com/office/word/2010/wordml" xmlns:w15="http://schemas.microsoft.com/office/word/2012/wordml" xmlns:wpg="http://schemas.microsoft.com/office/word/2010/wordprocessingGroup" xmlns:wpi="http://schemas.microsoft.com/office/word/2010/wordprocessingInk" xmlns:wne="http://schemas.microsoft.com/office/word/2006/wordml" xmlns:wps="http://schemas.microsoft.com/office/word/2010/wordprocessingShape" mc:Ignorable="w14 w15 wp14">
   <w:abstractNum w:abstractNumId="0" w15:restartNumberingAfterBreak="0">
     <w:nsid w:val="2A4E3351"/>
     <w:multiLevelType w:val="hybridMultilevel"/>
@@ -5306,17 +5283,17 @@
       </w:rPr>
     </w:lvl>
   </w:abstractNum>
-  <w:num w:numId="1" w16cid:durableId="1639341276">
+  <w:num w:numId="1">
     <w:abstractNumId w:val="1"/>
   </w:num>
-  <w:num w:numId="2" w16cid:durableId="1946769390">
+  <w:num w:numId="2">
     <w:abstractNumId w:val="0"/>
   </w:num>
 </w:numbering>
 </file>
 
 <file path=word/styles.xml><?xml version="1.0" encoding="utf-8"?>
-<w:styles xmlns:mc="http://schemas.openxmlformats.org/markup-compatibility/2006" xmlns:r="http://schemas.openxmlformats.org/officeDocument/2006/relationships" xmlns:w="http://schemas.openxmlformats.org/wordprocessingml/2006/main" xmlns:w14="http://schemas.microsoft.com/office/word/2010/wordml" xmlns:w15="http://schemas.microsoft.com/office/word/2012/wordml" xmlns:w16cex="http://schemas.microsoft.com/office/word/2018/wordml/cex" xmlns:w16cid="http://schemas.microsoft.com/office/word/2016/wordml/cid" xmlns:w16="http://schemas.microsoft.com/office/word/2018/wordml" xmlns:w16du="http://schemas.microsoft.com/office/word/2023/wordml/word16du" xmlns:w16sdtdh="http://schemas.microsoft.com/office/word/2020/wordml/sdtdatahash" xmlns:w16sdtfl="http://schemas.microsoft.com/office/word/2024/wordml/sdtformatlock" xmlns:w16se="http://schemas.microsoft.com/office/word/2015/wordml/symex" mc:Ignorable="w14 w15 w16se w16cid w16 w16cex w16sdtdh w16sdtfl w16du">
+<w:styles xmlns:mc="http://schemas.openxmlformats.org/markup-compatibility/2006" xmlns:r="http://schemas.openxmlformats.org/officeDocument/2006/relationships" xmlns:w="http://schemas.openxmlformats.org/wordprocessingml/2006/main" xmlns:w14="http://schemas.microsoft.com/office/word/2010/wordml" xmlns:w15="http://schemas.microsoft.com/office/word/2012/wordml" mc:Ignorable="w14 w15">
   <w:docDefaults>
     <w:rPrDefault>
       <w:rPr>
@@ -5332,7 +5309,7 @@
       </w:pPr>
     </w:pPrDefault>
   </w:docDefaults>
-  <w:latentStyles w:defLockedState="0" w:defUIPriority="99" w:defSemiHidden="0" w:defUnhideWhenUsed="0" w:defQFormat="0" w:count="376">
+  <w:latentStyles w:defLockedState="0" w:defUIPriority="99" w:defSemiHidden="0" w:defUnhideWhenUsed="0" w:defQFormat="0" w:count="371">
     <w:lsdException w:name="Normal" w:uiPriority="0" w:qFormat="1"/>
     <w:lsdException w:name="heading 1" w:uiPriority="9" w:qFormat="1"/>
     <w:lsdException w:name="heading 2" w:semiHidden="1" w:uiPriority="9" w:unhideWhenUsed="1" w:qFormat="1"/>
@@ -5704,11 +5681,6 @@
     <w:lsdException w:name="List Table 5 Dark Accent 6" w:uiPriority="50"/>
     <w:lsdException w:name="List Table 6 Colorful Accent 6" w:uiPriority="51"/>
     <w:lsdException w:name="List Table 7 Colorful Accent 6" w:uiPriority="52"/>
-    <w:lsdException w:name="Mention" w:semiHidden="1" w:unhideWhenUsed="1"/>
-    <w:lsdException w:name="Smart Hyperlink" w:semiHidden="1" w:unhideWhenUsed="1"/>
-    <w:lsdException w:name="Hashtag" w:semiHidden="1" w:unhideWhenUsed="1"/>
-    <w:lsdException w:name="Unresolved Mention" w:semiHidden="1" w:unhideWhenUsed="1"/>
-    <w:lsdException w:name="Smart Link" w:semiHidden="1" w:unhideWhenUsed="1"/>
   </w:latentStyles>
   <w:style w:type="paragraph" w:default="1" w:styleId="Normal">
     <w:name w:val="Normal"/>
@@ -5865,7 +5837,7 @@
       </w:tblCellMar>
     </w:tblPr>
   </w:style>
-  <w:style w:type="paragraph" w:styleId="Ttulo">
+  <w:style w:type="paragraph" w:styleId="Puesto">
     <w:name w:val="Title"/>
     <w:basedOn w:val="Normal"/>
     <w:next w:val="Normal"/>
@@ -6440,6 +6412,17 @@
 </file>
 
 <file path=customXml/item1.xml><?xml version="1.0" encoding="utf-8"?>
+<p:properties xmlns:p="http://schemas.microsoft.com/office/2006/metadata/properties" xmlns:xsi="http://www.w3.org/2001/XMLSchema-instance" xmlns:pc="http://schemas.microsoft.com/office/infopath/2007/PartnerControls">
+  <documentManagement>
+    <TaxCatchAll xmlns="285d351f-f218-493a-825f-85a9dfbde315" xsi:nil="true"/>
+    <lcf76f155ced4ddcb4097134ff3c332f xmlns="55abea07-cd72-4a95-add0-1082a24cf9e9">
+      <Terms xmlns="http://schemas.microsoft.com/office/infopath/2007/PartnerControls"/>
+    </lcf76f155ced4ddcb4097134ff3c332f>
+  </documentManagement>
+</p:properties>
+</file>
+
+<file path=customXml/item2.xml><?xml version="1.0" encoding="utf-8"?>
 <?mso-contentType ?>
 <FormTemplates xmlns="http://schemas.microsoft.com/sharepoint/v3/contenttype/forms">
   <Display>DocumentLibraryForm</Display>
@@ -6448,31 +6431,27 @@
 </FormTemplates>
 </file>
 
-<file path=customXml/item2.xml><?xml version="1.0" encoding="utf-8"?>
-<ct:contentTypeSchema xmlns:ct="http://schemas.microsoft.com/office/2006/metadata/contentType" xmlns:ma="http://schemas.microsoft.com/office/2006/metadata/properties/metaAttributes" ct:_="" ma:_="" ma:contentTypeName="Documento" ma:contentTypeID="0x01010049282E1EDBE9234EA9E6D38F720E265F" ma:contentTypeVersion="15" ma:contentTypeDescription="Crear nuevo documento." ma:contentTypeScope="" ma:versionID="b31c7aa9eaf043a08b87120b3c4916e3">
-  <xsd:schema xmlns:xsd="http://www.w3.org/2001/XMLSchema" xmlns:xs="http://www.w3.org/2001/XMLSchema" xmlns:p="http://schemas.microsoft.com/office/2006/metadata/properties" xmlns:ns2="cb45339b-ced9-4d0d-8f64-77573914d53b" xmlns:ns3="43a3ca16-9c26-4813-b83f-4aec9927b43f" targetNamespace="http://schemas.microsoft.com/office/2006/metadata/properties" ma:root="true" ma:fieldsID="3533d065b04d75c457075bc55f1f5315" ns2:_="" ns3:_="">
-    <xsd:import namespace="cb45339b-ced9-4d0d-8f64-77573914d53b"/>
-    <xsd:import namespace="43a3ca16-9c26-4813-b83f-4aec9927b43f"/>
+<file path=customXml/item3.xml><?xml version="1.0" encoding="utf-8"?>
+<ct:contentTypeSchema xmlns:ct="http://schemas.microsoft.com/office/2006/metadata/contentType" xmlns:ma="http://schemas.microsoft.com/office/2006/metadata/properties/metaAttributes" ct:_="" ma:_="" ma:contentTypeName="Documento" ma:contentTypeID="0x0101005D7421CBAB376F47AC1876466873BE0C" ma:contentTypeVersion="11" ma:contentTypeDescription="Crear nuevo documento." ma:contentTypeScope="" ma:versionID="2b4f891a1a5ad88e3e621500c8553ae4">
+  <xsd:schema xmlns:xsd="http://www.w3.org/2001/XMLSchema" xmlns:xs="http://www.w3.org/2001/XMLSchema" xmlns:p="http://schemas.microsoft.com/office/2006/metadata/properties" xmlns:ns2="55abea07-cd72-4a95-add0-1082a24cf9e9" xmlns:ns3="285d351f-f218-493a-825f-85a9dfbde315" targetNamespace="http://schemas.microsoft.com/office/2006/metadata/properties" ma:root="true" ma:fieldsID="4883b2e7c543eac85f1b7e21127c6f20" ns2:_="" ns3:_="">
+    <xsd:import namespace="55abea07-cd72-4a95-add0-1082a24cf9e9"/>
+    <xsd:import namespace="285d351f-f218-493a-825f-85a9dfbde315"/>
     <xsd:element name="properties">
       <xsd:complexType>
         <xsd:sequence>
           <xsd:element name="documentManagement">
             <xsd:complexType>
               <xsd:all>
-                <xsd:element ref="ns2:SharedWithUsers" minOccurs="0"/>
-                <xsd:element ref="ns2:SharedWithDetails" minOccurs="0"/>
-                <xsd:element ref="ns3:MediaServiceMetadata" minOccurs="0"/>
-                <xsd:element ref="ns3:MediaServiceFastMetadata" minOccurs="0"/>
-                <xsd:element ref="ns3:MediaServiceDateTaken" minOccurs="0"/>
-                <xsd:element ref="ns3:MediaServiceObjectDetectorVersions" minOccurs="0"/>
-                <xsd:element ref="ns3:MediaLengthInSeconds" minOccurs="0"/>
-                <xsd:element ref="ns3:MediaServiceLocation" minOccurs="0"/>
-                <xsd:element ref="ns3:MediaServiceGenerationTime" minOccurs="0"/>
-                <xsd:element ref="ns3:MediaServiceEventHashCode" minOccurs="0"/>
-                <xsd:element ref="ns3:lcf76f155ced4ddcb4097134ff3c332f" minOccurs="0"/>
-                <xsd:element ref="ns2:TaxCatchAll" minOccurs="0"/>
-                <xsd:element ref="ns3:MediaServiceOCR" minOccurs="0"/>
-                <xsd:element ref="ns3:MediaServiceSearchProperties" minOccurs="0"/>
+                <xsd:element ref="ns2:MediaServiceMetadata" minOccurs="0"/>
+                <xsd:element ref="ns2:MediaServiceFastMetadata" minOccurs="0"/>
+                <xsd:element ref="ns2:MediaServiceSearchProperties" minOccurs="0"/>
+                <xsd:element ref="ns2:MediaServiceDateTaken" minOccurs="0"/>
+                <xsd:element ref="ns2:lcf76f155ced4ddcb4097134ff3c332f" minOccurs="0"/>
+                <xsd:element ref="ns3:TaxCatchAll" minOccurs="0"/>
+                <xsd:element ref="ns2:MediaServiceOCR" minOccurs="0"/>
+                <xsd:element ref="ns2:MediaServiceGenerationTime" minOccurs="0"/>
+                <xsd:element ref="ns2:MediaServiceEventHashCode" minOccurs="0"/>
+                <xsd:element ref="ns2:MediaLengthInSeconds" minOccurs="0"/>
               </xsd:all>
             </xsd:complexType>
           </xsd:element>
@@ -6480,78 +6459,41 @@
       </xsd:complexType>
     </xsd:element>
   </xsd:schema>
-  <xsd:schema xmlns:xsd="http://www.w3.org/2001/XMLSchema" xmlns:xs="http://www.w3.org/2001/XMLSchema" xmlns:dms="http://schemas.microsoft.com/office/2006/documentManagement/types" xmlns:pc="http://schemas.microsoft.com/office/infopath/2007/PartnerControls" targetNamespace="cb45339b-ced9-4d0d-8f64-77573914d53b" elementFormDefault="qualified">
+  <xsd:schema xmlns:xsd="http://www.w3.org/2001/XMLSchema" xmlns:xs="http://www.w3.org/2001/XMLSchema" xmlns:dms="http://schemas.microsoft.com/office/2006/documentManagement/types" xmlns:pc="http://schemas.microsoft.com/office/infopath/2007/PartnerControls" targetNamespace="55abea07-cd72-4a95-add0-1082a24cf9e9" elementFormDefault="qualified">
     <xsd:import namespace="http://schemas.microsoft.com/office/2006/documentManagement/types"/>
     <xsd:import namespace="http://schemas.microsoft.com/office/infopath/2007/PartnerControls"/>
-    <xsd:element name="SharedWithUsers" ma:index="8" nillable="true" ma:displayName="Compartido con" ma:internalName="SharedWithUsers" ma:readOnly="true">
+    <xsd:element name="MediaServiceMetadata" ma:index="8" nillable="true" ma:displayName="MediaServiceMetadata" ma:hidden="true" ma:internalName="MediaServiceMetadata" ma:readOnly="true">
+      <xsd:simpleType>
+        <xsd:restriction base="dms:Note"/>
+      </xsd:simpleType>
+    </xsd:element>
+    <xsd:element name="MediaServiceFastMetadata" ma:index="9" nillable="true" ma:displayName="MediaServiceFastMetadata" ma:hidden="true" ma:internalName="MediaServiceFastMetadata" ma:readOnly="true">
+      <xsd:simpleType>
+        <xsd:restriction base="dms:Note"/>
+      </xsd:simpleType>
+    </xsd:element>
+    <xsd:element name="MediaServiceSearchProperties" ma:index="10" nillable="true" ma:displayName="MediaServiceSearchProperties" ma:hidden="true" ma:internalName="MediaServiceSearchProperties" ma:readOnly="true">
+      <xsd:simpleType>
+        <xsd:restriction base="dms:Note"/>
+      </xsd:simpleType>
+    </xsd:element>
+    <xsd:element name="MediaServiceDateTaken" ma:index="11" nillable="true" ma:displayName="MediaServiceDateTaken" ma:hidden="true" ma:indexed="true" ma:internalName="MediaServiceDateTaken" ma:readOnly="true">
+      <xsd:simpleType>
+        <xsd:restriction base="dms:Text"/>
+      </xsd:simpleType>
+    </xsd:element>
+    <xsd:element name="lcf76f155ced4ddcb4097134ff3c332f" ma:index="13" nillable="true" ma:taxonomy="true" ma:internalName="lcf76f155ced4ddcb4097134ff3c332f" ma:taxonomyFieldName="MediaServiceImageTags" ma:displayName="Etiquetas de imagen" ma:readOnly="false" ma:fieldId="{5cf76f15-5ced-4ddc-b409-7134ff3c332f}" ma:taxonomyMulti="true" ma:sspId="d33c8c81-5745-4931-bcc4-c2aeafe86780" ma:termSetId="09814cd3-568e-fe90-9814-8d621ff8fb84" ma:anchorId="fba54fb3-c3e1-fe81-a776-ca4b69148c4d" ma:open="true" ma:isKeyword="false">
       <xsd:complexType>
-        <xsd:complexContent>
-          <xsd:extension base="dms:UserMulti">
-            <xsd:sequence>
-              <xsd:element name="UserInfo" minOccurs="0" maxOccurs="unbounded">
-                <xsd:complexType>
-                  <xsd:sequence>
-                    <xsd:element name="DisplayName" type="xsd:string" minOccurs="0"/>
-                    <xsd:element name="AccountId" type="dms:UserId" minOccurs="0" nillable="true"/>
-                    <xsd:element name="AccountType" type="xsd:string" minOccurs="0"/>
-                  </xsd:sequence>
-                </xsd:complexType>
-              </xsd:element>
-            </xsd:sequence>
-          </xsd:extension>
-        </xsd:complexContent>
+        <xsd:sequence>
+          <xsd:element ref="pc:Terms" minOccurs="0" maxOccurs="1"/>
+        </xsd:sequence>
       </xsd:complexType>
     </xsd:element>
-    <xsd:element name="SharedWithDetails" ma:index="9" nillable="true" ma:displayName="Detalles de uso compartido" ma:internalName="SharedWithDetails" ma:readOnly="true">
+    <xsd:element name="MediaServiceOCR" ma:index="15" nillable="true" ma:displayName="Extracted Text" ma:internalName="MediaServiceOCR" ma:readOnly="true">
       <xsd:simpleType>
         <xsd:restriction base="dms:Note">
           <xsd:maxLength value="255"/>
         </xsd:restriction>
-      </xsd:simpleType>
-    </xsd:element>
-    <xsd:element name="TaxCatchAll" ma:index="20" nillable="true" ma:displayName="Taxonomy Catch All Column" ma:hidden="true" ma:list="{2f40a149-578b-41a1-8845-c88bc1831770}" ma:internalName="TaxCatchAll" ma:showField="CatchAllData" ma:web="cb45339b-ced9-4d0d-8f64-77573914d53b">
-      <xsd:complexType>
-        <xsd:complexContent>
-          <xsd:extension base="dms:MultiChoiceLookup">
-            <xsd:sequence>
-              <xsd:element name="Value" type="dms:Lookup" maxOccurs="unbounded" minOccurs="0" nillable="true"/>
-            </xsd:sequence>
-          </xsd:extension>
-        </xsd:complexContent>
-      </xsd:complexType>
-    </xsd:element>
-  </xsd:schema>
-  <xsd:schema xmlns:xsd="http://www.w3.org/2001/XMLSchema" xmlns:xs="http://www.w3.org/2001/XMLSchema" xmlns:dms="http://schemas.microsoft.com/office/2006/documentManagement/types" xmlns:pc="http://schemas.microsoft.com/office/infopath/2007/PartnerControls" targetNamespace="43a3ca16-9c26-4813-b83f-4aec9927b43f" elementFormDefault="qualified">
-    <xsd:import namespace="http://schemas.microsoft.com/office/2006/documentManagement/types"/>
-    <xsd:import namespace="http://schemas.microsoft.com/office/infopath/2007/PartnerControls"/>
-    <xsd:element name="MediaServiceMetadata" ma:index="10" nillable="true" ma:displayName="MediaServiceMetadata" ma:hidden="true" ma:internalName="MediaServiceMetadata" ma:readOnly="true">
-      <xsd:simpleType>
-        <xsd:restriction base="dms:Note"/>
-      </xsd:simpleType>
-    </xsd:element>
-    <xsd:element name="MediaServiceFastMetadata" ma:index="11" nillable="true" ma:displayName="MediaServiceFastMetadata" ma:hidden="true" ma:internalName="MediaServiceFastMetadata" ma:readOnly="true">
-      <xsd:simpleType>
-        <xsd:restriction base="dms:Note"/>
-      </xsd:simpleType>
-    </xsd:element>
-    <xsd:element name="MediaServiceDateTaken" ma:index="12" nillable="true" ma:displayName="MediaServiceDateTaken" ma:hidden="true" ma:indexed="true" ma:internalName="MediaServiceDateTaken" ma:readOnly="true">
-      <xsd:simpleType>
-        <xsd:restriction base="dms:Text"/>
-      </xsd:simpleType>
-    </xsd:element>
-    <xsd:element name="MediaServiceObjectDetectorVersions" ma:index="13" nillable="true" ma:displayName="MediaServiceObjectDetectorVersions" ma:hidden="true" ma:indexed="true" ma:internalName="MediaServiceObjectDetectorVersions" ma:readOnly="true">
-      <xsd:simpleType>
-        <xsd:restriction base="dms:Text"/>
-      </xsd:simpleType>
-    </xsd:element>
-    <xsd:element name="MediaLengthInSeconds" ma:index="14" nillable="true" ma:displayName="MediaLengthInSeconds" ma:hidden="true" ma:internalName="MediaLengthInSeconds" ma:readOnly="true">
-      <xsd:simpleType>
-        <xsd:restriction base="dms:Unknown"/>
-      </xsd:simpleType>
-    </xsd:element>
-    <xsd:element name="MediaServiceLocation" ma:index="15" nillable="true" ma:displayName="Location" ma:indexed="true" ma:internalName="MediaServiceLocation" ma:readOnly="true">
-      <xsd:simpleType>
-        <xsd:restriction base="dms:Text"/>
       </xsd:simpleType>
     </xsd:element>
     <xsd:element name="MediaServiceGenerationTime" ma:index="16" nillable="true" ma:displayName="MediaServiceGenerationTime" ma:hidden="true" ma:internalName="MediaServiceGenerationTime" ma:readOnly="true">
@@ -6564,24 +6506,25 @@
         <xsd:restriction base="dms:Text"/>
       </xsd:simpleType>
     </xsd:element>
-    <xsd:element name="lcf76f155ced4ddcb4097134ff3c332f" ma:index="19" nillable="true" ma:taxonomy="true" ma:internalName="lcf76f155ced4ddcb4097134ff3c332f" ma:taxonomyFieldName="MediaServiceImageTags" ma:displayName="Etiquetas de imagen" ma:readOnly="false" ma:fieldId="{5cf76f15-5ced-4ddc-b409-7134ff3c332f}" ma:taxonomyMulti="true" ma:sspId="d33c8c81-5745-4931-bcc4-c2aeafe86780" ma:termSetId="09814cd3-568e-fe90-9814-8d621ff8fb84" ma:anchorId="fba54fb3-c3e1-fe81-a776-ca4b69148c4d" ma:open="true" ma:isKeyword="false">
-      <xsd:complexType>
-        <xsd:sequence>
-          <xsd:element ref="pc:Terms" minOccurs="0" maxOccurs="1"/>
-        </xsd:sequence>
-      </xsd:complexType>
-    </xsd:element>
-    <xsd:element name="MediaServiceOCR" ma:index="21" nillable="true" ma:displayName="Extracted Text" ma:internalName="MediaServiceOCR" ma:readOnly="true">
+    <xsd:element name="MediaLengthInSeconds" ma:index="18" nillable="true" ma:displayName="MediaLengthInSeconds" ma:hidden="true" ma:internalName="MediaLengthInSeconds" ma:readOnly="true">
       <xsd:simpleType>
-        <xsd:restriction base="dms:Note">
-          <xsd:maxLength value="255"/>
-        </xsd:restriction>
+        <xsd:restriction base="dms:Unknown"/>
       </xsd:simpleType>
     </xsd:element>
-    <xsd:element name="MediaServiceSearchProperties" ma:index="22" nillable="true" ma:displayName="MediaServiceSearchProperties" ma:hidden="true" ma:internalName="MediaServiceSearchProperties" ma:readOnly="true">
-      <xsd:simpleType>
-        <xsd:restriction base="dms:Note"/>
-      </xsd:simpleType>
+  </xsd:schema>
+  <xsd:schema xmlns:xsd="http://www.w3.org/2001/XMLSchema" xmlns:xs="http://www.w3.org/2001/XMLSchema" xmlns:dms="http://schemas.microsoft.com/office/2006/documentManagement/types" xmlns:pc="http://schemas.microsoft.com/office/infopath/2007/PartnerControls" targetNamespace="285d351f-f218-493a-825f-85a9dfbde315" elementFormDefault="qualified">
+    <xsd:import namespace="http://schemas.microsoft.com/office/2006/documentManagement/types"/>
+    <xsd:import namespace="http://schemas.microsoft.com/office/infopath/2007/PartnerControls"/>
+    <xsd:element name="TaxCatchAll" ma:index="14" nillable="true" ma:displayName="Taxonomy Catch All Column" ma:hidden="true" ma:list="{5d57ac59-ec13-4ab6-8bf8-a162ea89df9b}" ma:internalName="TaxCatchAll" ma:showField="CatchAllData" ma:web="285d351f-f218-493a-825f-85a9dfbde315">
+      <xsd:complexType>
+        <xsd:complexContent>
+          <xsd:extension base="dms:MultiChoiceLookup">
+            <xsd:sequence>
+              <xsd:element name="Value" type="dms:Lookup" maxOccurs="unbounded" minOccurs="0" nillable="true"/>
+            </xsd:sequence>
+          </xsd:extension>
+        </xsd:complexContent>
+      </xsd:complexType>
     </xsd:element>
   </xsd:schema>
   <xsd:schema xmlns="http://schemas.openxmlformats.org/package/2006/metadata/core-properties" xmlns:xsd="http://www.w3.org/2001/XMLSchema" xmlns:xsi="http://www.w3.org/2001/XMLSchema-instance" xmlns:dc="http://purl.org/dc/elements/1.1/" xmlns:dcterms="http://purl.org/dc/terms/" xmlns:odoc="http://schemas.microsoft.com/internal/obd" targetNamespace="http://schemas.openxmlformats.org/package/2006/metadata/core-properties" elementFormDefault="qualified" attributeFormDefault="unqualified" blockDefault="#all">
@@ -6683,45 +6626,7 @@
 </ct:contentTypeSchema>
 </file>
 
-<file path=customXml/item3.xml><?xml version="1.0" encoding="utf-8"?>
-<p:properties xmlns:p="http://schemas.microsoft.com/office/2006/metadata/properties" xmlns:xsi="http://www.w3.org/2001/XMLSchema-instance" xmlns:pc="http://schemas.microsoft.com/office/infopath/2007/PartnerControls">
-  <documentManagement>
-    <TaxCatchAll xmlns="cb45339b-ced9-4d0d-8f64-77573914d53b" xsi:nil="true"/>
-    <lcf76f155ced4ddcb4097134ff3c332f xmlns="43a3ca16-9c26-4813-b83f-4aec9927b43f">
-      <Terms xmlns="http://schemas.microsoft.com/office/infopath/2007/PartnerControls"/>
-    </lcf76f155ced4ddcb4097134ff3c332f>
-  </documentManagement>
-</p:properties>
-</file>
-
 <file path=customXml/itemProps1.xml><?xml version="1.0" encoding="utf-8"?>
-<ds:datastoreItem xmlns:ds="http://schemas.openxmlformats.org/officeDocument/2006/customXml" ds:itemID="{D91356B1-0FB8-448B-A74D-2FF735E0C29A}">
-  <ds:schemaRefs>
-    <ds:schemaRef ds:uri="http://schemas.microsoft.com/sharepoint/v3/contenttype/forms"/>
-  </ds:schemaRefs>
-</ds:datastoreItem>
-</file>
-
-<file path=customXml/itemProps2.xml><?xml version="1.0" encoding="utf-8"?>
-<ds:datastoreItem xmlns:ds="http://schemas.openxmlformats.org/officeDocument/2006/customXml" ds:itemID="{2747DA10-2D77-4BB5-8D10-6D3477571F2A}">
-  <ds:schemaRefs>
-    <ds:schemaRef ds:uri="http://schemas.microsoft.com/office/2006/metadata/contentType"/>
-    <ds:schemaRef ds:uri="http://schemas.microsoft.com/office/2006/metadata/properties/metaAttributes"/>
-    <ds:schemaRef ds:uri="http://www.w3.org/2001/XMLSchema"/>
-    <ds:schemaRef ds:uri="http://schemas.microsoft.com/office/2006/metadata/properties"/>
-    <ds:schemaRef ds:uri="cb45339b-ced9-4d0d-8f64-77573914d53b"/>
-    <ds:schemaRef ds:uri="43a3ca16-9c26-4813-b83f-4aec9927b43f"/>
-    <ds:schemaRef ds:uri="http://schemas.microsoft.com/office/2006/documentManagement/types"/>
-    <ds:schemaRef ds:uri="http://schemas.microsoft.com/office/infopath/2007/PartnerControls"/>
-    <ds:schemaRef ds:uri="http://schemas.openxmlformats.org/package/2006/metadata/core-properties"/>
-    <ds:schemaRef ds:uri="http://purl.org/dc/elements/1.1/"/>
-    <ds:schemaRef ds:uri="http://purl.org/dc/terms/"/>
-    <ds:schemaRef ds:uri="http://schemas.microsoft.com/internal/obd"/>
-  </ds:schemaRefs>
-</ds:datastoreItem>
-</file>
-
-<file path=customXml/itemProps3.xml><?xml version="1.0" encoding="utf-8"?>
 <ds:datastoreItem xmlns:ds="http://schemas.openxmlformats.org/officeDocument/2006/customXml" ds:itemID="{29AB67F1-8FF3-4B7A-94A8-FAC388E5205B}">
   <ds:schemaRefs>
     <ds:schemaRef ds:uri="http://schemas.microsoft.com/office/2006/metadata/properties"/>
@@ -6730,4 +6635,16 @@
     <ds:schemaRef ds:uri="43a3ca16-9c26-4813-b83f-4aec9927b43f"/>
   </ds:schemaRefs>
 </ds:datastoreItem>
+</file>
+
+<file path=customXml/itemProps2.xml><?xml version="1.0" encoding="utf-8"?>
+<ds:datastoreItem xmlns:ds="http://schemas.openxmlformats.org/officeDocument/2006/customXml" ds:itemID="{D91356B1-0FB8-448B-A74D-2FF735E0C29A}">
+  <ds:schemaRefs>
+    <ds:schemaRef ds:uri="http://schemas.microsoft.com/sharepoint/v3/contenttype/forms"/>
+  </ds:schemaRefs>
+</ds:datastoreItem>
+</file>
+
+<file path=customXml/itemProps3.xml><?xml version="1.0" encoding="utf-8"?>
+<ds:datastoreItem xmlns:ds="http://schemas.openxmlformats.org/officeDocument/2006/customXml" ds:itemID="{C4BA03EE-2389-4790-8C1E-F8C7B5927904}"/>
 </file>